--- a/examples/normalization/doc/09-adaptive-normalization-comparison.docx
+++ b/examples/normalization/doc/09-adaptive-normalization-comparison.docx
@@ -3506,7 +3506,7 @@
               <a:graphicData uri="http://schemas.openxmlformats.org/drawingml/2006/picture">
                 <pic:pic>
                   <pic:nvPicPr>
-                    <pic:cNvPr descr="/home/gpca/tspredit/examples/normalization/doc/09-adaptive-normalization-comparison_files/cc4c9bcdbce59e62e7754ecd15b6312e40bc3528.png" id="12" name="Picture"/>
+                    <pic:cNvPr descr="C:\Git\cefet-rj-dal\tspredit\examples\normalization\doc\09-adaptive-normalization-comparison_files/31cb5fee2e5703e49e88ac61e62d3fac70644115.png" id="12" name="Picture"/>
                     <pic:cNvPicPr>
                       <a:picLocks noChangeArrowheads="1" noChangeAspect="1"/>
                     </pic:cNvPicPr>
@@ -4121,7 +4121,7 @@
               <a:graphicData uri="http://schemas.openxmlformats.org/drawingml/2006/picture">
                 <pic:pic>
                   <pic:nvPicPr>
-                    <pic:cNvPr descr="/home/gpca/tspredit/examples/normalization/doc/09-adaptive-normalization-comparison_files/f52d07cdbd9b86249e3e781c1853290e438121ef.png" id="15" name="Picture"/>
+                    <pic:cNvPr descr="C:\Git\cefet-rj-dal\tspredit\examples\normalization\doc\09-adaptive-normalization-comparison_files/7fc4c75fb491c38d76c31e7600e13ff0f24b7ec1.png" id="15" name="Picture"/>
                     <pic:cNvPicPr>
                       <a:picLocks noChangeArrowheads="1" noChangeAspect="1"/>
                     </pic:cNvPicPr>

--- a/examples/normalization/doc/09-adaptive-normalization-comparison.docx
+++ b/examples/normalization/doc/09-adaptive-normalization-comparison.docx
@@ -3506,7 +3506,7 @@
               <a:graphicData uri="http://schemas.openxmlformats.org/drawingml/2006/picture">
                 <pic:pic>
                   <pic:nvPicPr>
-                    <pic:cNvPr descr="C:\Git\cefet-rj-dal\tspredit\examples\normalization\doc\09-adaptive-normalization-comparison_files/31cb5fee2e5703e49e88ac61e62d3fac70644115.png" id="12" name="Picture"/>
+                    <pic:cNvPr descr="C:\Git\dal\tspredit\examples\normalization\doc\09-adaptive-normalization-comparison_files/31cb5fee2e5703e49e88ac61e62d3fac70644115.png" id="12" name="Picture"/>
                     <pic:cNvPicPr>
                       <a:picLocks noChangeArrowheads="1" noChangeAspect="1"/>
                     </pic:cNvPicPr>
@@ -4121,7 +4121,7 @@
               <a:graphicData uri="http://schemas.openxmlformats.org/drawingml/2006/picture">
                 <pic:pic>
                   <pic:nvPicPr>
-                    <pic:cNvPr descr="C:\Git\cefet-rj-dal\tspredit\examples\normalization\doc\09-adaptive-normalization-comparison_files/7fc4c75fb491c38d76c31e7600e13ff0f24b7ec1.png" id="15" name="Picture"/>
+                    <pic:cNvPr descr="C:\Git\dal\tspredit\examples\normalization\doc\09-adaptive-normalization-comparison_files/7fc4c75fb491c38d76c31e7600e13ff0f24b7ec1.png" id="15" name="Picture"/>
                     <pic:cNvPicPr>
                       <a:picLocks noChangeArrowheads="1" noChangeAspect="1"/>
                     </pic:cNvPicPr>

--- a/examples/normalization/doc/09-adaptive-normalization-comparison.docx
+++ b/examples/normalization/doc/09-adaptive-normalization-comparison.docx
@@ -1134,6 +1134,47 @@
         <w:pStyle w:val="FirstParagraph"/>
       </w:pPr>
       <w:r>
+        <w:t xml:space="preserve">In the current</w:t>
+      </w:r>
+      <w:r>
+        <w:t xml:space="preserve"> </w:t>
+      </w:r>
+      <w:r>
+        <w:rPr>
+          <w:rStyle w:val="VerbatimChar"/>
+        </w:rPr>
+        <w:t xml:space="preserve">ts_norm_an()</w:t>
+      </w:r>
+      <w:r>
+        <w:t xml:space="preserve"> </w:t>
+      </w:r>
+      <w:r>
+        <w:t xml:space="preserve">contract, the adaptive reference is estimated on</w:t>
+      </w:r>
+      <w:r>
+        <w:t xml:space="preserve"> </w:t>
+      </w:r>
+      <w:r>
+        <w:t xml:space="preserve">the full supervised window, not only on the lagged inputs. So every curve below</w:t>
+      </w:r>
+      <w:r>
+        <w:t xml:space="preserve"> </w:t>
+      </w:r>
+      <w:r>
+        <w:t xml:space="preserve">reflects the complete window-wise transformation that the operator applies in</w:t>
+      </w:r>
+      <w:r>
+        <w:t xml:space="preserve"> </w:t>
+      </w:r>
+      <w:r>
+        <w:t xml:space="preserve">practice.</w:t>
+      </w:r>
+    </w:p>
+    <w:p>
+      <w:pPr>
+        <w:pStyle w:val="BodyText"/>
+      </w:pPr>
+      <w:r>
         <w:t xml:space="preserve">This separation matters. If we only plot the transformed target across time,</w:t>
       </w:r>
       <w:r>
@@ -1232,6 +1273,30 @@
         <w:rPr>
           <w:rStyle w:val="AttributeTok"/>
         </w:rPr>
+        <w:t xml:space="preserve">outliers =</w:t>
+      </w:r>
+      <w:r>
+        <w:rPr>
+          <w:rStyle w:val="NormalTok"/>
+        </w:rPr>
+        <w:t xml:space="preserve"> </w:t>
+      </w:r>
+      <w:r>
+        <w:rPr>
+          <w:rStyle w:val="ConstantTok"/>
+        </w:rPr>
+        <w:t xml:space="preserve">NULL</w:t>
+      </w:r>
+      <w:r>
+        <w:rPr>
+          <w:rStyle w:val="NormalTok"/>
+        </w:rPr>
+        <w:t xml:space="preserve">, </w:t>
+      </w:r>
+      <w:r>
+        <w:rPr>
+          <w:rStyle w:val="AttributeTok"/>
+        </w:rPr>
         <w:t xml:space="preserve">operation =</w:t>
       </w:r>
       <w:r>
@@ -1289,6 +1354,30 @@
         <w:rPr>
           <w:rStyle w:val="AttributeTok"/>
         </w:rPr>
+        <w:t xml:space="preserve">outliers =</w:t>
+      </w:r>
+      <w:r>
+        <w:rPr>
+          <w:rStyle w:val="NormalTok"/>
+        </w:rPr>
+        <w:t xml:space="preserve"> </w:t>
+      </w:r>
+      <w:r>
+        <w:rPr>
+          <w:rStyle w:val="ConstantTok"/>
+        </w:rPr>
+        <w:t xml:space="preserve">NULL</w:t>
+      </w:r>
+      <w:r>
+        <w:rPr>
+          <w:rStyle w:val="NormalTok"/>
+        </w:rPr>
+        <w:t xml:space="preserve">, </w:t>
+      </w:r>
+      <w:r>
+        <w:rPr>
+          <w:rStyle w:val="AttributeTok"/>
+        </w:rPr>
         <w:t xml:space="preserve">operation =</w:t>
       </w:r>
       <w:r>
@@ -1346,6 +1435,30 @@
         <w:rPr>
           <w:rStyle w:val="AttributeTok"/>
         </w:rPr>
+        <w:t xml:space="preserve">outliers =</w:t>
+      </w:r>
+      <w:r>
+        <w:rPr>
+          <w:rStyle w:val="NormalTok"/>
+        </w:rPr>
+        <w:t xml:space="preserve"> </w:t>
+      </w:r>
+      <w:r>
+        <w:rPr>
+          <w:rStyle w:val="ConstantTok"/>
+        </w:rPr>
+        <w:t xml:space="preserve">NULL</w:t>
+      </w:r>
+      <w:r>
+        <w:rPr>
+          <w:rStyle w:val="NormalTok"/>
+        </w:rPr>
+        <w:t xml:space="preserve">, </w:t>
+      </w:r>
+      <w:r>
+        <w:rPr>
+          <w:rStyle w:val="AttributeTok"/>
+        </w:rPr>
         <w:t xml:space="preserve">operation =</w:t>
       </w:r>
       <w:r>
@@ -1451,6 +1564,30 @@
         <w:rPr>
           <w:rStyle w:val="AttributeTok"/>
         </w:rPr>
+        <w:t xml:space="preserve">outliers =</w:t>
+      </w:r>
+      <w:r>
+        <w:rPr>
+          <w:rStyle w:val="NormalTok"/>
+        </w:rPr>
+        <w:t xml:space="preserve"> </w:t>
+      </w:r>
+      <w:r>
+        <w:rPr>
+          <w:rStyle w:val="ConstantTok"/>
+        </w:rPr>
+        <w:t xml:space="preserve">NULL</w:t>
+      </w:r>
+      <w:r>
+        <w:rPr>
+          <w:rStyle w:val="NormalTok"/>
+        </w:rPr>
+        <w:t xml:space="preserve">, </w:t>
+      </w:r>
+      <w:r>
+        <w:rPr>
+          <w:rStyle w:val="AttributeTok"/>
+        </w:rPr>
         <w:t xml:space="preserve">operation =</w:t>
       </w:r>
       <w:r>
@@ -1538,7 +1675,7 @@
         <w:rPr>
           <w:rStyle w:val="NormalTok"/>
         </w:rPr>
-        <w:t xml:space="preserve">compute_reference </w:t>
+        <w:t xml:space="preserve">anchor_row </w:t>
       </w:r>
       <w:r>
         <w:rPr>
@@ -1554,9 +1691,75 @@
       </w:r>
       <w:r>
         <w:rPr>
-          <w:rStyle w:val="FunctionTok"/>
-        </w:rPr>
-        <w:t xml:space="preserve">getFromNamespace</w:t>
+          <w:rStyle w:val="ControlFlowTok"/>
+        </w:rPr>
+        <w:t xml:space="preserve">function</w:t>
+      </w:r>
+      <w:r>
+        <w:rPr>
+          <w:rStyle w:val="NormalTok"/>
+        </w:rPr>
+        <w:t xml:space="preserve">(series_name, tsw) {</w:t>
+      </w:r>
+      <w:r>
+        <w:br/>
+      </w:r>
+      <w:r>
+        <w:rPr>
+          <w:rStyle w:val="NormalTok"/>
+        </w:rPr>
+        <w:t xml:space="preserve">  </w:t>
+      </w:r>
+      <w:r>
+        <w:rPr>
+          <w:rStyle w:val="ControlFlowTok"/>
+        </w:rPr>
+        <w:t xml:space="preserve">if</w:t>
+      </w:r>
+      <w:r>
+        <w:rPr>
+          <w:rStyle w:val="NormalTok"/>
+        </w:rPr>
+        <w:t xml:space="preserve"> (series_name </w:t>
+      </w:r>
+      <w:r>
+        <w:rPr>
+          <w:rStyle w:val="SpecialCharTok"/>
+        </w:rPr>
+        <w:t xml:space="preserve">==</w:t>
+      </w:r>
+      <w:r>
+        <w:rPr>
+          <w:rStyle w:val="NormalTok"/>
+        </w:rPr>
+        <w:t xml:space="preserve"> </w:t>
+      </w:r>
+      <w:r>
+        <w:rPr>
+          <w:rStyle w:val="StringTok"/>
+        </w:rPr>
+        <w:t xml:space="preserve">"level_shift"</w:t>
+      </w:r>
+      <w:r>
+        <w:rPr>
+          <w:rStyle w:val="NormalTok"/>
+        </w:rPr>
+        <w:t xml:space="preserve">) {</w:t>
+      </w:r>
+      <w:r>
+        <w:br/>
+      </w:r>
+      <w:r>
+        <w:rPr>
+          <w:rStyle w:val="NormalTok"/>
+        </w:rPr>
+        <w:t xml:space="preserve">    </w:t>
+      </w:r>
+      <w:r>
+        <w:rPr>
+          <w:rStyle w:val="FunctionTok"/>
+        </w:rPr>
+        <w:t xml:space="preserve">return</w:t>
       </w:r>
       <w:r>
         <w:rPr>
@@ -1566,9 +1769,21 @@
       </w:r>
       <w:r>
         <w:rPr>
-          <w:rStyle w:val="StringTok"/>
-        </w:rPr>
-        <w:t xml:space="preserve">"compute_adaptive_reference"</w:t>
+          <w:rStyle w:val="FunctionTok"/>
+        </w:rPr>
+        <w:t xml:space="preserve">min</w:t>
+      </w:r>
+      <w:r>
+        <w:rPr>
+          <w:rStyle w:val="NormalTok"/>
+        </w:rPr>
+        <w:t xml:space="preserve">(</w:t>
+      </w:r>
+      <w:r>
+        <w:rPr>
+          <w:rStyle w:val="DecValTok"/>
+        </w:rPr>
+        <w:t xml:space="preserve">70</w:t>
       </w:r>
       <w:r>
         <w:rPr>
@@ -1578,9 +1793,132 @@
       </w:r>
       <w:r>
         <w:rPr>
-          <w:rStyle w:val="StringTok"/>
-        </w:rPr>
-        <w:t xml:space="preserve">"tspredit"</w:t>
+          <w:rStyle w:val="FunctionTok"/>
+        </w:rPr>
+        <w:t xml:space="preserve">nrow</w:t>
+      </w:r>
+      <w:r>
+        <w:rPr>
+          <w:rStyle w:val="NormalTok"/>
+        </w:rPr>
+        <w:t xml:space="preserve">(tsw)))</w:t>
+      </w:r>
+      <w:r>
+        <w:br/>
+      </w:r>
+      <w:r>
+        <w:rPr>
+          <w:rStyle w:val="NormalTok"/>
+        </w:rPr>
+        <w:t xml:space="preserve">  }</w:t>
+      </w:r>
+      <w:r>
+        <w:br/>
+      </w:r>
+      <w:r>
+        <w:br/>
+      </w:r>
+      <w:r>
+        <w:rPr>
+          <w:rStyle w:val="NormalTok"/>
+        </w:rPr>
+        <w:t xml:space="preserve">  </w:t>
+      </w:r>
+      <w:r>
+        <w:rPr>
+          <w:rStyle w:val="FunctionTok"/>
+        </w:rPr>
+        <w:t xml:space="preserve">nrow</w:t>
+      </w:r>
+      <w:r>
+        <w:rPr>
+          <w:rStyle w:val="NormalTok"/>
+        </w:rPr>
+        <w:t xml:space="preserve">(tsw)</w:t>
+      </w:r>
+      <w:r>
+        <w:br/>
+      </w:r>
+      <w:r>
+        <w:rPr>
+          <w:rStyle w:val="NormalTok"/>
+        </w:rPr>
+        <w:t xml:space="preserve">}</w:t>
+      </w:r>
+      <w:r>
+        <w:br/>
+      </w:r>
+      <w:r>
+        <w:br/>
+      </w:r>
+      <w:r>
+        <w:rPr>
+          <w:rStyle w:val="NormalTok"/>
+        </w:rPr>
+        <w:t xml:space="preserve">collect_window_profiles </w:t>
+      </w:r>
+      <w:r>
+        <w:rPr>
+          <w:rStyle w:val="OtherTok"/>
+        </w:rPr>
+        <w:t xml:space="preserve">&lt;-</w:t>
+      </w:r>
+      <w:r>
+        <w:rPr>
+          <w:rStyle w:val="NormalTok"/>
+        </w:rPr>
+        <w:t xml:space="preserve"> </w:t>
+      </w:r>
+      <w:r>
+        <w:rPr>
+          <w:rStyle w:val="ControlFlowTok"/>
+        </w:rPr>
+        <w:t xml:space="preserve">function</w:t>
+      </w:r>
+      <w:r>
+        <w:rPr>
+          <w:rStyle w:val="NormalTok"/>
+        </w:rPr>
+        <w:t xml:space="preserve">(y, series_name) {</w:t>
+      </w:r>
+      <w:r>
+        <w:br/>
+      </w:r>
+      <w:r>
+        <w:rPr>
+          <w:rStyle w:val="NormalTok"/>
+        </w:rPr>
+        <w:t xml:space="preserve">  tsw </w:t>
+      </w:r>
+      <w:r>
+        <w:rPr>
+          <w:rStyle w:val="OtherTok"/>
+        </w:rPr>
+        <w:t xml:space="preserve">&lt;-</w:t>
+      </w:r>
+      <w:r>
+        <w:rPr>
+          <w:rStyle w:val="NormalTok"/>
+        </w:rPr>
+        <w:t xml:space="preserve"> </w:t>
+      </w:r>
+      <w:r>
+        <w:rPr>
+          <w:rStyle w:val="FunctionTok"/>
+        </w:rPr>
+        <w:t xml:space="preserve">ts_data</w:t>
+      </w:r>
+      <w:r>
+        <w:rPr>
+          <w:rStyle w:val="NormalTok"/>
+        </w:rPr>
+        <w:t xml:space="preserve">(y, </w:t>
+      </w:r>
+      <w:r>
+        <w:rPr>
+          <w:rStyle w:val="DecValTok"/>
+        </w:rPr>
+        <w:t xml:space="preserve">12</w:t>
       </w:r>
       <w:r>
         <w:rPr>
@@ -1595,7 +1933,7 @@
         <w:rPr>
           <w:rStyle w:val="NormalTok"/>
         </w:rPr>
-        <w:t xml:space="preserve">apply_operation </w:t>
+        <w:t xml:space="preserve">  anchor </w:t>
       </w:r>
       <w:r>
         <w:rPr>
@@ -1613,7 +1951,235 @@
         <w:rPr>
           <w:rStyle w:val="FunctionTok"/>
         </w:rPr>
-        <w:t xml:space="preserve">getFromNamespace</w:t>
+        <w:t xml:space="preserve">anchor_row</w:t>
+      </w:r>
+      <w:r>
+        <w:rPr>
+          <w:rStyle w:val="NormalTok"/>
+        </w:rPr>
+        <w:t xml:space="preserve">(series_name, tsw)</w:t>
+      </w:r>
+      <w:r>
+        <w:br/>
+      </w:r>
+      <w:r>
+        <w:rPr>
+          <w:rStyle w:val="NormalTok"/>
+        </w:rPr>
+        <w:t xml:space="preserve">  out </w:t>
+      </w:r>
+      <w:r>
+        <w:rPr>
+          <w:rStyle w:val="OtherTok"/>
+        </w:rPr>
+        <w:t xml:space="preserve">&lt;-</w:t>
+      </w:r>
+      <w:r>
+        <w:rPr>
+          <w:rStyle w:val="NormalTok"/>
+        </w:rPr>
+        <w:t xml:space="preserve"> </w:t>
+      </w:r>
+      <w:r>
+        <w:rPr>
+          <w:rStyle w:val="FunctionTok"/>
+        </w:rPr>
+        <w:t xml:space="preserve">data.frame</w:t>
+      </w:r>
+      <w:r>
+        <w:rPr>
+          <w:rStyle w:val="NormalTok"/>
+        </w:rPr>
+        <w:t xml:space="preserve">()</w:t>
+      </w:r>
+      <w:r>
+        <w:br/>
+      </w:r>
+      <w:r>
+        <w:br/>
+      </w:r>
+      <w:r>
+        <w:rPr>
+          <w:rStyle w:val="NormalTok"/>
+        </w:rPr>
+        <w:t xml:space="preserve">  </w:t>
+      </w:r>
+      <w:r>
+        <w:rPr>
+          <w:rStyle w:val="ControlFlowTok"/>
+        </w:rPr>
+        <w:t xml:space="preserve">for</w:t>
+      </w:r>
+      <w:r>
+        <w:rPr>
+          <w:rStyle w:val="NormalTok"/>
+        </w:rPr>
+        <w:t xml:space="preserve"> (op_name </w:t>
+      </w:r>
+      <w:r>
+        <w:rPr>
+          <w:rStyle w:val="ControlFlowTok"/>
+        </w:rPr>
+        <w:t xml:space="preserve">in</w:t>
+      </w:r>
+      <w:r>
+        <w:rPr>
+          <w:rStyle w:val="NormalTok"/>
+        </w:rPr>
+        <w:t xml:space="preserve"> </w:t>
+      </w:r>
+      <w:r>
+        <w:rPr>
+          <w:rStyle w:val="FunctionTok"/>
+        </w:rPr>
+        <w:t xml:space="preserve">names</w:t>
+      </w:r>
+      <w:r>
+        <w:rPr>
+          <w:rStyle w:val="NormalTok"/>
+        </w:rPr>
+        <w:t xml:space="preserve">(ops)) {</w:t>
+      </w:r>
+      <w:r>
+        <w:br/>
+      </w:r>
+      <w:r>
+        <w:rPr>
+          <w:rStyle w:val="NormalTok"/>
+        </w:rPr>
+        <w:t xml:space="preserve">    preproc </w:t>
+      </w:r>
+      <w:r>
+        <w:rPr>
+          <w:rStyle w:val="OtherTok"/>
+        </w:rPr>
+        <w:t xml:space="preserve">&lt;-</w:t>
+      </w:r>
+      <w:r>
+        <w:rPr>
+          <w:rStyle w:val="NormalTok"/>
+        </w:rPr>
+        <w:t xml:space="preserve"> </w:t>
+      </w:r>
+      <w:r>
+        <w:rPr>
+          <w:rStyle w:val="FunctionTok"/>
+        </w:rPr>
+        <w:t xml:space="preserve">fit</w:t>
+      </w:r>
+      <w:r>
+        <w:rPr>
+          <w:rStyle w:val="NormalTok"/>
+        </w:rPr>
+        <w:t xml:space="preserve">(ops[[op_name]], tsw)</w:t>
+      </w:r>
+      <w:r>
+        <w:br/>
+      </w:r>
+      <w:r>
+        <w:rPr>
+          <w:rStyle w:val="NormalTok"/>
+        </w:rPr>
+        <w:t xml:space="preserve">    yt </w:t>
+      </w:r>
+      <w:r>
+        <w:rPr>
+          <w:rStyle w:val="OtherTok"/>
+        </w:rPr>
+        <w:t xml:space="preserve">&lt;-</w:t>
+      </w:r>
+      <w:r>
+        <w:rPr>
+          <w:rStyle w:val="NormalTok"/>
+        </w:rPr>
+        <w:t xml:space="preserve"> </w:t>
+      </w:r>
+      <w:r>
+        <w:rPr>
+          <w:rStyle w:val="FunctionTok"/>
+        </w:rPr>
+        <w:t xml:space="preserve">transform</w:t>
+      </w:r>
+      <w:r>
+        <w:rPr>
+          <w:rStyle w:val="NormalTok"/>
+        </w:rPr>
+        <w:t xml:space="preserve">(preproc, tsw)</w:t>
+      </w:r>
+      <w:r>
+        <w:br/>
+      </w:r>
+      <w:r>
+        <w:rPr>
+          <w:rStyle w:val="NormalTok"/>
+        </w:rPr>
+        <w:t xml:space="preserve">    yw </w:t>
+      </w:r>
+      <w:r>
+        <w:rPr>
+          <w:rStyle w:val="OtherTok"/>
+        </w:rPr>
+        <w:t xml:space="preserve">&lt;-</w:t>
+      </w:r>
+      <w:r>
+        <w:rPr>
+          <w:rStyle w:val="NormalTok"/>
+        </w:rPr>
+        <w:t xml:space="preserve"> yt[anchor, , drop </w:t>
+      </w:r>
+      <w:r>
+        <w:rPr>
+          <w:rStyle w:val="OtherTok"/>
+        </w:rPr>
+        <w:t xml:space="preserve">=</w:t>
+      </w:r>
+      <w:r>
+        <w:rPr>
+          <w:rStyle w:val="NormalTok"/>
+        </w:rPr>
+        <w:t xml:space="preserve"> </w:t>
+      </w:r>
+      <w:r>
+        <w:rPr>
+          <w:rStyle w:val="ConstantTok"/>
+        </w:rPr>
+        <w:t xml:space="preserve">FALSE</w:t>
+      </w:r>
+      <w:r>
+        <w:rPr>
+          <w:rStyle w:val="NormalTok"/>
+        </w:rPr>
+        <w:t xml:space="preserve">]</w:t>
+      </w:r>
+      <w:r>
+        <w:br/>
+      </w:r>
+      <w:r>
+        <w:br/>
+      </w:r>
+      <w:r>
+        <w:rPr>
+          <w:rStyle w:val="NormalTok"/>
+        </w:rPr>
+        <w:t xml:space="preserve">    out </w:t>
+      </w:r>
+      <w:r>
+        <w:rPr>
+          <w:rStyle w:val="OtherTok"/>
+        </w:rPr>
+        <w:t xml:space="preserve">&lt;-</w:t>
+      </w:r>
+      <w:r>
+        <w:rPr>
+          <w:rStyle w:val="NormalTok"/>
+        </w:rPr>
+        <w:t xml:space="preserve"> </w:t>
+      </w:r>
+      <w:r>
+        <w:rPr>
+          <w:rStyle w:val="FunctionTok"/>
+        </w:rPr>
+        <w:t xml:space="preserve">rbind</w:t>
       </w:r>
       <w:r>
         <w:rPr>
@@ -1622,22 +2188,301 @@
         <w:t xml:space="preserve">(</w:t>
       </w:r>
       <w:r>
-        <w:rPr>
-          <w:rStyle w:val="StringTok"/>
-        </w:rPr>
-        <w:t xml:space="preserve">"apply_adaptive_operation"</w:t>
-      </w:r>
-      <w:r>
-        <w:rPr>
-          <w:rStyle w:val="NormalTok"/>
-        </w:rPr>
-        <w:t xml:space="preserve">, </w:t>
-      </w:r>
-      <w:r>
-        <w:rPr>
-          <w:rStyle w:val="StringTok"/>
-        </w:rPr>
-        <w:t xml:space="preserve">"tspredit"</w:t>
+        <w:br/>
+      </w:r>
+      <w:r>
+        <w:rPr>
+          <w:rStyle w:val="NormalTok"/>
+        </w:rPr>
+        <w:t xml:space="preserve">      out,</w:t>
+      </w:r>
+      <w:r>
+        <w:br/>
+      </w:r>
+      <w:r>
+        <w:rPr>
+          <w:rStyle w:val="NormalTok"/>
+        </w:rPr>
+        <w:t xml:space="preserve">      </w:t>
+      </w:r>
+      <w:r>
+        <w:rPr>
+          <w:rStyle w:val="FunctionTok"/>
+        </w:rPr>
+        <w:t xml:space="preserve">data.frame</w:t>
+      </w:r>
+      <w:r>
+        <w:rPr>
+          <w:rStyle w:val="NormalTok"/>
+        </w:rPr>
+        <w:t xml:space="preserve">(</w:t>
+      </w:r>
+      <w:r>
+        <w:br/>
+      </w:r>
+      <w:r>
+        <w:rPr>
+          <w:rStyle w:val="NormalTok"/>
+        </w:rPr>
+        <w:t xml:space="preserve">        </w:t>
+      </w:r>
+      <w:r>
+        <w:rPr>
+          <w:rStyle w:val="AttributeTok"/>
+        </w:rPr>
+        <w:t xml:space="preserve">lag =</w:t>
+      </w:r>
+      <w:r>
+        <w:rPr>
+          <w:rStyle w:val="NormalTok"/>
+        </w:rPr>
+        <w:t xml:space="preserve"> </w:t>
+      </w:r>
+      <w:r>
+        <w:rPr>
+          <w:rStyle w:val="FunctionTok"/>
+        </w:rPr>
+        <w:t xml:space="preserve">factor</w:t>
+      </w:r>
+      <w:r>
+        <w:rPr>
+          <w:rStyle w:val="NormalTok"/>
+        </w:rPr>
+        <w:t xml:space="preserve">(</w:t>
+      </w:r>
+      <w:r>
+        <w:rPr>
+          <w:rStyle w:val="FunctionTok"/>
+        </w:rPr>
+        <w:t xml:space="preserve">colnames</w:t>
+      </w:r>
+      <w:r>
+        <w:rPr>
+          <w:rStyle w:val="NormalTok"/>
+        </w:rPr>
+        <w:t xml:space="preserve">(yt), </w:t>
+      </w:r>
+      <w:r>
+        <w:rPr>
+          <w:rStyle w:val="AttributeTok"/>
+        </w:rPr>
+        <w:t xml:space="preserve">levels =</w:t>
+      </w:r>
+      <w:r>
+        <w:rPr>
+          <w:rStyle w:val="NormalTok"/>
+        </w:rPr>
+        <w:t xml:space="preserve"> </w:t>
+      </w:r>
+      <w:r>
+        <w:rPr>
+          <w:rStyle w:val="FunctionTok"/>
+        </w:rPr>
+        <w:t xml:space="preserve">colnames</w:t>
+      </w:r>
+      <w:r>
+        <w:rPr>
+          <w:rStyle w:val="NormalTok"/>
+        </w:rPr>
+        <w:t xml:space="preserve">(yt)),</w:t>
+      </w:r>
+      <w:r>
+        <w:br/>
+      </w:r>
+      <w:r>
+        <w:rPr>
+          <w:rStyle w:val="NormalTok"/>
+        </w:rPr>
+        <w:t xml:space="preserve">        </w:t>
+      </w:r>
+      <w:r>
+        <w:rPr>
+          <w:rStyle w:val="AttributeTok"/>
+        </w:rPr>
+        <w:t xml:space="preserve">value =</w:t>
+      </w:r>
+      <w:r>
+        <w:rPr>
+          <w:rStyle w:val="NormalTok"/>
+        </w:rPr>
+        <w:t xml:space="preserve"> </w:t>
+      </w:r>
+      <w:r>
+        <w:rPr>
+          <w:rStyle w:val="FunctionTok"/>
+        </w:rPr>
+        <w:t xml:space="preserve">as.vector</w:t>
+      </w:r>
+      <w:r>
+        <w:rPr>
+          <w:rStyle w:val="NormalTok"/>
+        </w:rPr>
+        <w:t xml:space="preserve">(yw),</w:t>
+      </w:r>
+      <w:r>
+        <w:br/>
+      </w:r>
+      <w:r>
+        <w:rPr>
+          <w:rStyle w:val="NormalTok"/>
+        </w:rPr>
+        <w:t xml:space="preserve">        </w:t>
+      </w:r>
+      <w:r>
+        <w:rPr>
+          <w:rStyle w:val="AttributeTok"/>
+        </w:rPr>
+        <w:t xml:space="preserve">operator =</w:t>
+      </w:r>
+      <w:r>
+        <w:rPr>
+          <w:rStyle w:val="NormalTok"/>
+        </w:rPr>
+        <w:t xml:space="preserve"> op_name,</w:t>
+      </w:r>
+      <w:r>
+        <w:br/>
+      </w:r>
+      <w:r>
+        <w:rPr>
+          <w:rStyle w:val="NormalTok"/>
+        </w:rPr>
+        <w:t xml:space="preserve">        </w:t>
+      </w:r>
+      <w:r>
+        <w:rPr>
+          <w:rStyle w:val="AttributeTok"/>
+        </w:rPr>
+        <w:t xml:space="preserve">series =</w:t>
+      </w:r>
+      <w:r>
+        <w:rPr>
+          <w:rStyle w:val="NormalTok"/>
+        </w:rPr>
+        <w:t xml:space="preserve"> series_name</w:t>
+      </w:r>
+      <w:r>
+        <w:br/>
+      </w:r>
+      <w:r>
+        <w:rPr>
+          <w:rStyle w:val="NormalTok"/>
+        </w:rPr>
+        <w:t xml:space="preserve">      )</w:t>
+      </w:r>
+      <w:r>
+        <w:br/>
+      </w:r>
+      <w:r>
+        <w:rPr>
+          <w:rStyle w:val="NormalTok"/>
+        </w:rPr>
+        <w:t xml:space="preserve">    )</w:t>
+      </w:r>
+      <w:r>
+        <w:br/>
+      </w:r>
+      <w:r>
+        <w:rPr>
+          <w:rStyle w:val="NormalTok"/>
+        </w:rPr>
+        <w:t xml:space="preserve">  }</w:t>
+      </w:r>
+      <w:r>
+        <w:br/>
+      </w:r>
+      <w:r>
+        <w:br/>
+      </w:r>
+      <w:r>
+        <w:rPr>
+          <w:rStyle w:val="NormalTok"/>
+        </w:rPr>
+        <w:t xml:space="preserve">  out</w:t>
+      </w:r>
+      <w:r>
+        <w:br/>
+      </w:r>
+      <w:r>
+        <w:rPr>
+          <w:rStyle w:val="NormalTok"/>
+        </w:rPr>
+        <w:t xml:space="preserve">}</w:t>
+      </w:r>
+      <w:r>
+        <w:br/>
+      </w:r>
+      <w:r>
+        <w:br/>
+      </w:r>
+      <w:r>
+        <w:rPr>
+          <w:rStyle w:val="NormalTok"/>
+        </w:rPr>
+        <w:t xml:space="preserve">collect_t0_transforms </w:t>
+      </w:r>
+      <w:r>
+        <w:rPr>
+          <w:rStyle w:val="OtherTok"/>
+        </w:rPr>
+        <w:t xml:space="preserve">&lt;-</w:t>
+      </w:r>
+      <w:r>
+        <w:rPr>
+          <w:rStyle w:val="NormalTok"/>
+        </w:rPr>
+        <w:t xml:space="preserve"> </w:t>
+      </w:r>
+      <w:r>
+        <w:rPr>
+          <w:rStyle w:val="ControlFlowTok"/>
+        </w:rPr>
+        <w:t xml:space="preserve">function</w:t>
+      </w:r>
+      <w:r>
+        <w:rPr>
+          <w:rStyle w:val="NormalTok"/>
+        </w:rPr>
+        <w:t xml:space="preserve">(y, series_name) {</w:t>
+      </w:r>
+      <w:r>
+        <w:br/>
+      </w:r>
+      <w:r>
+        <w:rPr>
+          <w:rStyle w:val="NormalTok"/>
+        </w:rPr>
+        <w:t xml:space="preserve">  tsw </w:t>
+      </w:r>
+      <w:r>
+        <w:rPr>
+          <w:rStyle w:val="OtherTok"/>
+        </w:rPr>
+        <w:t xml:space="preserve">&lt;-</w:t>
+      </w:r>
+      <w:r>
+        <w:rPr>
+          <w:rStyle w:val="NormalTok"/>
+        </w:rPr>
+        <w:t xml:space="preserve"> </w:t>
+      </w:r>
+      <w:r>
+        <w:rPr>
+          <w:rStyle w:val="FunctionTok"/>
+        </w:rPr>
+        <w:t xml:space="preserve">ts_data</w:t>
+      </w:r>
+      <w:r>
+        <w:rPr>
+          <w:rStyle w:val="NormalTok"/>
+        </w:rPr>
+        <w:t xml:space="preserve">(y, </w:t>
+      </w:r>
+      <w:r>
+        <w:rPr>
+          <w:rStyle w:val="DecValTok"/>
+        </w:rPr>
+        <w:t xml:space="preserve">12</w:t>
       </w:r>
       <w:r>
         <w:rPr>
@@ -1649,13 +2494,10 @@
         <w:br/>
       </w:r>
       <w:r>
-        <w:br/>
-      </w:r>
-      <w:r>
-        <w:rPr>
-          <w:rStyle w:val="NormalTok"/>
-        </w:rPr>
-        <w:t xml:space="preserve">anchor_row </w:t>
+        <w:rPr>
+          <w:rStyle w:val="NormalTok"/>
+        </w:rPr>
+        <w:t xml:space="preserve">  out </w:t>
       </w:r>
       <w:r>
         <w:rPr>
@@ -1671,15 +2513,438 @@
       </w:r>
       <w:r>
         <w:rPr>
+          <w:rStyle w:val="FunctionTok"/>
+        </w:rPr>
+        <w:t xml:space="preserve">data.frame</w:t>
+      </w:r>
+      <w:r>
+        <w:rPr>
+          <w:rStyle w:val="NormalTok"/>
+        </w:rPr>
+        <w:t xml:space="preserve">()</w:t>
+      </w:r>
+      <w:r>
+        <w:br/>
+      </w:r>
+      <w:r>
+        <w:br/>
+      </w:r>
+      <w:r>
+        <w:rPr>
+          <w:rStyle w:val="NormalTok"/>
+        </w:rPr>
+        <w:t xml:space="preserve">  </w:t>
+      </w:r>
+      <w:r>
+        <w:rPr>
           <w:rStyle w:val="ControlFlowTok"/>
         </w:rPr>
-        <w:t xml:space="preserve">function</w:t>
-      </w:r>
-      <w:r>
-        <w:rPr>
-          <w:rStyle w:val="NormalTok"/>
-        </w:rPr>
-        <w:t xml:space="preserve">(series_name, tsw) {</w:t>
+        <w:t xml:space="preserve">for</w:t>
+      </w:r>
+      <w:r>
+        <w:rPr>
+          <w:rStyle w:val="NormalTok"/>
+        </w:rPr>
+        <w:t xml:space="preserve"> (op_name </w:t>
+      </w:r>
+      <w:r>
+        <w:rPr>
+          <w:rStyle w:val="ControlFlowTok"/>
+        </w:rPr>
+        <w:t xml:space="preserve">in</w:t>
+      </w:r>
+      <w:r>
+        <w:rPr>
+          <w:rStyle w:val="NormalTok"/>
+        </w:rPr>
+        <w:t xml:space="preserve"> </w:t>
+      </w:r>
+      <w:r>
+        <w:rPr>
+          <w:rStyle w:val="FunctionTok"/>
+        </w:rPr>
+        <w:t xml:space="preserve">names</w:t>
+      </w:r>
+      <w:r>
+        <w:rPr>
+          <w:rStyle w:val="NormalTok"/>
+        </w:rPr>
+        <w:t xml:space="preserve">(ops)) {</w:t>
+      </w:r>
+      <w:r>
+        <w:br/>
+      </w:r>
+      <w:r>
+        <w:rPr>
+          <w:rStyle w:val="NormalTok"/>
+        </w:rPr>
+        <w:t xml:space="preserve">    preproc </w:t>
+      </w:r>
+      <w:r>
+        <w:rPr>
+          <w:rStyle w:val="OtherTok"/>
+        </w:rPr>
+        <w:t xml:space="preserve">&lt;-</w:t>
+      </w:r>
+      <w:r>
+        <w:rPr>
+          <w:rStyle w:val="NormalTok"/>
+        </w:rPr>
+        <w:t xml:space="preserve"> ops[[op_name]]</w:t>
+      </w:r>
+      <w:r>
+        <w:br/>
+      </w:r>
+      <w:r>
+        <w:rPr>
+          <w:rStyle w:val="NormalTok"/>
+        </w:rPr>
+        <w:t xml:space="preserve">    preproc </w:t>
+      </w:r>
+      <w:r>
+        <w:rPr>
+          <w:rStyle w:val="OtherTok"/>
+        </w:rPr>
+        <w:t xml:space="preserve">&lt;-</w:t>
+      </w:r>
+      <w:r>
+        <w:rPr>
+          <w:rStyle w:val="NormalTok"/>
+        </w:rPr>
+        <w:t xml:space="preserve"> </w:t>
+      </w:r>
+      <w:r>
+        <w:rPr>
+          <w:rStyle w:val="FunctionTok"/>
+        </w:rPr>
+        <w:t xml:space="preserve">fit</w:t>
+      </w:r>
+      <w:r>
+        <w:rPr>
+          <w:rStyle w:val="NormalTok"/>
+        </w:rPr>
+        <w:t xml:space="preserve">(preproc, tsw)</w:t>
+      </w:r>
+      <w:r>
+        <w:br/>
+      </w:r>
+      <w:r>
+        <w:rPr>
+          <w:rStyle w:val="NormalTok"/>
+        </w:rPr>
+        <w:t xml:space="preserve">    yt </w:t>
+      </w:r>
+      <w:r>
+        <w:rPr>
+          <w:rStyle w:val="OtherTok"/>
+        </w:rPr>
+        <w:t xml:space="preserve">&lt;-</w:t>
+      </w:r>
+      <w:r>
+        <w:rPr>
+          <w:rStyle w:val="NormalTok"/>
+        </w:rPr>
+        <w:t xml:space="preserve"> </w:t>
+      </w:r>
+      <w:r>
+        <w:rPr>
+          <w:rStyle w:val="FunctionTok"/>
+        </w:rPr>
+        <w:t xml:space="preserve">transform</w:t>
+      </w:r>
+      <w:r>
+        <w:rPr>
+          <w:rStyle w:val="NormalTok"/>
+        </w:rPr>
+        <w:t xml:space="preserve">(preproc, tsw)</w:t>
+      </w:r>
+      <w:r>
+        <w:br/>
+      </w:r>
+      <w:r>
+        <w:rPr>
+          <w:rStyle w:val="NormalTok"/>
+        </w:rPr>
+        <w:t xml:space="preserve">    out </w:t>
+      </w:r>
+      <w:r>
+        <w:rPr>
+          <w:rStyle w:val="OtherTok"/>
+        </w:rPr>
+        <w:t xml:space="preserve">&lt;-</w:t>
+      </w:r>
+      <w:r>
+        <w:rPr>
+          <w:rStyle w:val="NormalTok"/>
+        </w:rPr>
+        <w:t xml:space="preserve"> </w:t>
+      </w:r>
+      <w:r>
+        <w:rPr>
+          <w:rStyle w:val="FunctionTok"/>
+        </w:rPr>
+        <w:t xml:space="preserve">rbind</w:t>
+      </w:r>
+      <w:r>
+        <w:rPr>
+          <w:rStyle w:val="NormalTok"/>
+        </w:rPr>
+        <w:t xml:space="preserve">(</w:t>
+      </w:r>
+      <w:r>
+        <w:br/>
+      </w:r>
+      <w:r>
+        <w:rPr>
+          <w:rStyle w:val="NormalTok"/>
+        </w:rPr>
+        <w:t xml:space="preserve">      out,</w:t>
+      </w:r>
+      <w:r>
+        <w:br/>
+      </w:r>
+      <w:r>
+        <w:rPr>
+          <w:rStyle w:val="NormalTok"/>
+        </w:rPr>
+        <w:t xml:space="preserve">      </w:t>
+      </w:r>
+      <w:r>
+        <w:rPr>
+          <w:rStyle w:val="FunctionTok"/>
+        </w:rPr>
+        <w:t xml:space="preserve">data.frame</w:t>
+      </w:r>
+      <w:r>
+        <w:rPr>
+          <w:rStyle w:val="NormalTok"/>
+        </w:rPr>
+        <w:t xml:space="preserve">(</w:t>
+      </w:r>
+      <w:r>
+        <w:br/>
+      </w:r>
+      <w:r>
+        <w:rPr>
+          <w:rStyle w:val="NormalTok"/>
+        </w:rPr>
+        <w:t xml:space="preserve">        </w:t>
+      </w:r>
+      <w:r>
+        <w:rPr>
+          <w:rStyle w:val="AttributeTok"/>
+        </w:rPr>
+        <w:t xml:space="preserve">idx =</w:t>
+      </w:r>
+      <w:r>
+        <w:rPr>
+          <w:rStyle w:val="NormalTok"/>
+        </w:rPr>
+        <w:t xml:space="preserve"> </w:t>
+      </w:r>
+      <w:r>
+        <w:rPr>
+          <w:rStyle w:val="FunctionTok"/>
+        </w:rPr>
+        <w:t xml:space="preserve">seq_len</w:t>
+      </w:r>
+      <w:r>
+        <w:rPr>
+          <w:rStyle w:val="NormalTok"/>
+        </w:rPr>
+        <w:t xml:space="preserve">(</w:t>
+      </w:r>
+      <w:r>
+        <w:rPr>
+          <w:rStyle w:val="FunctionTok"/>
+        </w:rPr>
+        <w:t xml:space="preserve">nrow</w:t>
+      </w:r>
+      <w:r>
+        <w:rPr>
+          <w:rStyle w:val="NormalTok"/>
+        </w:rPr>
+        <w:t xml:space="preserve">(yt)),</w:t>
+      </w:r>
+      <w:r>
+        <w:br/>
+      </w:r>
+      <w:r>
+        <w:rPr>
+          <w:rStyle w:val="NormalTok"/>
+        </w:rPr>
+        <w:t xml:space="preserve">        </w:t>
+      </w:r>
+      <w:r>
+        <w:rPr>
+          <w:rStyle w:val="AttributeTok"/>
+        </w:rPr>
+        <w:t xml:space="preserve">value =</w:t>
+      </w:r>
+      <w:r>
+        <w:rPr>
+          <w:rStyle w:val="NormalTok"/>
+        </w:rPr>
+        <w:t xml:space="preserve"> </w:t>
+      </w:r>
+      <w:r>
+        <w:rPr>
+          <w:rStyle w:val="FunctionTok"/>
+        </w:rPr>
+        <w:t xml:space="preserve">as.vector</w:t>
+      </w:r>
+      <w:r>
+        <w:rPr>
+          <w:rStyle w:val="NormalTok"/>
+        </w:rPr>
+        <w:t xml:space="preserve">(yt[, </w:t>
+      </w:r>
+      <w:r>
+        <w:rPr>
+          <w:rStyle w:val="FunctionTok"/>
+        </w:rPr>
+        <w:t xml:space="preserve">ncol</w:t>
+      </w:r>
+      <w:r>
+        <w:rPr>
+          <w:rStyle w:val="NormalTok"/>
+        </w:rPr>
+        <w:t xml:space="preserve">(yt)]),</w:t>
+      </w:r>
+      <w:r>
+        <w:br/>
+      </w:r>
+      <w:r>
+        <w:rPr>
+          <w:rStyle w:val="NormalTok"/>
+        </w:rPr>
+        <w:t xml:space="preserve">        </w:t>
+      </w:r>
+      <w:r>
+        <w:rPr>
+          <w:rStyle w:val="AttributeTok"/>
+        </w:rPr>
+        <w:t xml:space="preserve">operator =</w:t>
+      </w:r>
+      <w:r>
+        <w:rPr>
+          <w:rStyle w:val="NormalTok"/>
+        </w:rPr>
+        <w:t xml:space="preserve"> op_name,</w:t>
+      </w:r>
+      <w:r>
+        <w:br/>
+      </w:r>
+      <w:r>
+        <w:rPr>
+          <w:rStyle w:val="NormalTok"/>
+        </w:rPr>
+        <w:t xml:space="preserve">        </w:t>
+      </w:r>
+      <w:r>
+        <w:rPr>
+          <w:rStyle w:val="AttributeTok"/>
+        </w:rPr>
+        <w:t xml:space="preserve">series =</w:t>
+      </w:r>
+      <w:r>
+        <w:rPr>
+          <w:rStyle w:val="NormalTok"/>
+        </w:rPr>
+        <w:t xml:space="preserve"> series_name</w:t>
+      </w:r>
+      <w:r>
+        <w:br/>
+      </w:r>
+      <w:r>
+        <w:rPr>
+          <w:rStyle w:val="NormalTok"/>
+        </w:rPr>
+        <w:t xml:space="preserve">      )</w:t>
+      </w:r>
+      <w:r>
+        <w:br/>
+      </w:r>
+      <w:r>
+        <w:rPr>
+          <w:rStyle w:val="NormalTok"/>
+        </w:rPr>
+        <w:t xml:space="preserve">    )</w:t>
+      </w:r>
+      <w:r>
+        <w:br/>
+      </w:r>
+      <w:r>
+        <w:rPr>
+          <w:rStyle w:val="NormalTok"/>
+        </w:rPr>
+        <w:t xml:space="preserve">  }</w:t>
+      </w:r>
+      <w:r>
+        <w:br/>
+      </w:r>
+      <w:r>
+        <w:br/>
+      </w:r>
+      <w:r>
+        <w:rPr>
+          <w:rStyle w:val="NormalTok"/>
+        </w:rPr>
+        <w:t xml:space="preserve">  out</w:t>
+      </w:r>
+      <w:r>
+        <w:br/>
+      </w:r>
+      <w:r>
+        <w:rPr>
+          <w:rStyle w:val="NormalTok"/>
+        </w:rPr>
+        <w:t xml:space="preserve">}</w:t>
+      </w:r>
+      <w:r>
+        <w:br/>
+      </w:r>
+      <w:r>
+        <w:br/>
+      </w:r>
+      <w:r>
+        <w:rPr>
+          <w:rStyle w:val="NormalTok"/>
+        </w:rPr>
+        <w:t xml:space="preserve">window_profiles </w:t>
+      </w:r>
+      <w:r>
+        <w:rPr>
+          <w:rStyle w:val="OtherTok"/>
+        </w:rPr>
+        <w:t xml:space="preserve">&lt;-</w:t>
+      </w:r>
+      <w:r>
+        <w:rPr>
+          <w:rStyle w:val="NormalTok"/>
+        </w:rPr>
+        <w:t xml:space="preserve"> </w:t>
+      </w:r>
+      <w:r>
+        <w:rPr>
+          <w:rStyle w:val="FunctionTok"/>
+        </w:rPr>
+        <w:t xml:space="preserve">do.call</w:t>
+      </w:r>
+      <w:r>
+        <w:rPr>
+          <w:rStyle w:val="NormalTok"/>
+        </w:rPr>
+        <w:t xml:space="preserve">(</w:t>
+      </w:r>
+      <w:r>
+        <w:br/>
+      </w:r>
+      <w:r>
+        <w:rPr>
+          <w:rStyle w:val="NormalTok"/>
+        </w:rPr>
+        <w:t xml:space="preserve">  rbind,</w:t>
       </w:r>
       <w:r>
         <w:br/>
@@ -1692,54 +2957,247 @@
       </w:r>
       <w:r>
         <w:rPr>
-          <w:rStyle w:val="ControlFlowTok"/>
-        </w:rPr>
-        <w:t xml:space="preserve">if</w:t>
-      </w:r>
-      <w:r>
-        <w:rPr>
-          <w:rStyle w:val="NormalTok"/>
-        </w:rPr>
-        <w:t xml:space="preserve"> (series_name </w:t>
+          <w:rStyle w:val="FunctionTok"/>
+        </w:rPr>
+        <w:t xml:space="preserve">Map</w:t>
+      </w:r>
+      <w:r>
+        <w:rPr>
+          <w:rStyle w:val="NormalTok"/>
+        </w:rPr>
+        <w:t xml:space="preserve">(collect_window_profiles, synthetic, </w:t>
+      </w:r>
+      <w:r>
+        <w:rPr>
+          <w:rStyle w:val="FunctionTok"/>
+        </w:rPr>
+        <w:t xml:space="preserve">names</w:t>
+      </w:r>
+      <w:r>
+        <w:rPr>
+          <w:rStyle w:val="NormalTok"/>
+        </w:rPr>
+        <w:t xml:space="preserve">(synthetic))</w:t>
+      </w:r>
+      <w:r>
+        <w:br/>
+      </w:r>
+      <w:r>
+        <w:rPr>
+          <w:rStyle w:val="NormalTok"/>
+        </w:rPr>
+        <w:t xml:space="preserve">)</w:t>
+      </w:r>
+      <w:r>
+        <w:br/>
+      </w:r>
+      <w:r>
+        <w:br/>
+      </w:r>
+      <w:r>
+        <w:rPr>
+          <w:rStyle w:val="NormalTok"/>
+        </w:rPr>
+        <w:t xml:space="preserve">comparison_t0 </w:t>
+      </w:r>
+      <w:r>
+        <w:rPr>
+          <w:rStyle w:val="OtherTok"/>
+        </w:rPr>
+        <w:t xml:space="preserve">&lt;-</w:t>
+      </w:r>
+      <w:r>
+        <w:rPr>
+          <w:rStyle w:val="NormalTok"/>
+        </w:rPr>
+        <w:t xml:space="preserve"> </w:t>
+      </w:r>
+      <w:r>
+        <w:rPr>
+          <w:rStyle w:val="FunctionTok"/>
+        </w:rPr>
+        <w:t xml:space="preserve">do.call</w:t>
+      </w:r>
+      <w:r>
+        <w:rPr>
+          <w:rStyle w:val="NormalTok"/>
+        </w:rPr>
+        <w:t xml:space="preserve">(</w:t>
+      </w:r>
+      <w:r>
+        <w:br/>
+      </w:r>
+      <w:r>
+        <w:rPr>
+          <w:rStyle w:val="NormalTok"/>
+        </w:rPr>
+        <w:t xml:space="preserve">  rbind,</w:t>
+      </w:r>
+      <w:r>
+        <w:br/>
+      </w:r>
+      <w:r>
+        <w:rPr>
+          <w:rStyle w:val="NormalTok"/>
+        </w:rPr>
+        <w:t xml:space="preserve">  </w:t>
+      </w:r>
+      <w:r>
+        <w:rPr>
+          <w:rStyle w:val="FunctionTok"/>
+        </w:rPr>
+        <w:t xml:space="preserve">Map</w:t>
+      </w:r>
+      <w:r>
+        <w:rPr>
+          <w:rStyle w:val="NormalTok"/>
+        </w:rPr>
+        <w:t xml:space="preserve">(collect_t0_transforms, synthetic, </w:t>
+      </w:r>
+      <w:r>
+        <w:rPr>
+          <w:rStyle w:val="FunctionTok"/>
+        </w:rPr>
+        <w:t xml:space="preserve">names</w:t>
+      </w:r>
+      <w:r>
+        <w:rPr>
+          <w:rStyle w:val="NormalTok"/>
+        </w:rPr>
+        <w:t xml:space="preserve">(synthetic))</w:t>
+      </w:r>
+      <w:r>
+        <w:br/>
+      </w:r>
+      <w:r>
+        <w:rPr>
+          <w:rStyle w:val="NormalTok"/>
+        </w:rPr>
+        <w:t xml:space="preserve">)</w:t>
+      </w:r>
+    </w:p>
+    <w:p>
+      <w:pPr>
+        <w:pStyle w:val="FirstParagraph"/>
+      </w:pPr>
+      <w:r>
+        <w:t xml:space="preserve">This plot compares one fixed window per series after the full adaptive</w:t>
+      </w:r>
+      <w:r>
+        <w:t xml:space="preserve"> </w:t>
+      </w:r>
+      <w:r>
+        <w:t xml:space="preserve">normalization pipeline has been applied, including the internal global min-max</w:t>
+      </w:r>
+      <w:r>
+        <w:t xml:space="preserve"> </w:t>
+      </w:r>
+      <w:r>
+        <w:t xml:space="preserve">scaling. It is the clearest way to see how each operator transforms the same</w:t>
+      </w:r>
+      <w:r>
+        <w:t xml:space="preserve"> </w:t>
+      </w:r>
+      <w:r>
+        <w:t xml:space="preserve">lag profile while keeping the vertical scale comparable.</w:t>
+      </w:r>
+    </w:p>
+    <w:p>
+      <w:pPr>
+        <w:pStyle w:val="SourceCode"/>
+      </w:pPr>
+      <w:r>
+        <w:rPr>
+          <w:rStyle w:val="FunctionTok"/>
+        </w:rPr>
+        <w:t xml:space="preserve">ggplot</w:t>
+      </w:r>
+      <w:r>
+        <w:rPr>
+          <w:rStyle w:val="NormalTok"/>
+        </w:rPr>
+        <w:t xml:space="preserve">(window_profiles, </w:t>
+      </w:r>
+      <w:r>
+        <w:rPr>
+          <w:rStyle w:val="FunctionTok"/>
+        </w:rPr>
+        <w:t xml:space="preserve">aes</w:t>
+      </w:r>
+      <w:r>
+        <w:rPr>
+          <w:rStyle w:val="NormalTok"/>
+        </w:rPr>
+        <w:t xml:space="preserve">(</w:t>
+      </w:r>
+      <w:r>
+        <w:rPr>
+          <w:rStyle w:val="AttributeTok"/>
+        </w:rPr>
+        <w:t xml:space="preserve">x =</w:t>
+      </w:r>
+      <w:r>
+        <w:rPr>
+          <w:rStyle w:val="NormalTok"/>
+        </w:rPr>
+        <w:t xml:space="preserve"> lag, </w:t>
+      </w:r>
+      <w:r>
+        <w:rPr>
+          <w:rStyle w:val="AttributeTok"/>
+        </w:rPr>
+        <w:t xml:space="preserve">y =</w:t>
+      </w:r>
+      <w:r>
+        <w:rPr>
+          <w:rStyle w:val="NormalTok"/>
+        </w:rPr>
+        <w:t xml:space="preserve"> value, </w:t>
+      </w:r>
+      <w:r>
+        <w:rPr>
+          <w:rStyle w:val="AttributeTok"/>
+        </w:rPr>
+        <w:t xml:space="preserve">color =</w:t>
+      </w:r>
+      <w:r>
+        <w:rPr>
+          <w:rStyle w:val="NormalTok"/>
+        </w:rPr>
+        <w:t xml:space="preserve"> operator, </w:t>
+      </w:r>
+      <w:r>
+        <w:rPr>
+          <w:rStyle w:val="AttributeTok"/>
+        </w:rPr>
+        <w:t xml:space="preserve">group =</w:t>
+      </w:r>
+      <w:r>
+        <w:rPr>
+          <w:rStyle w:val="NormalTok"/>
+        </w:rPr>
+        <w:t xml:space="preserve"> operator)) </w:t>
       </w:r>
       <w:r>
         <w:rPr>
           <w:rStyle w:val="SpecialCharTok"/>
         </w:rPr>
-        <w:t xml:space="preserve">==</w:t>
-      </w:r>
-      <w:r>
-        <w:rPr>
-          <w:rStyle w:val="NormalTok"/>
-        </w:rPr>
-        <w:t xml:space="preserve"> </w:t>
-      </w:r>
-      <w:r>
-        <w:rPr>
-          <w:rStyle w:val="StringTok"/>
-        </w:rPr>
-        <w:t xml:space="preserve">"level_shift"</w:t>
-      </w:r>
-      <w:r>
-        <w:rPr>
-          <w:rStyle w:val="NormalTok"/>
-        </w:rPr>
-        <w:t xml:space="preserve">) {</w:t>
-      </w:r>
-      <w:r>
-        <w:br/>
-      </w:r>
-      <w:r>
-        <w:rPr>
-          <w:rStyle w:val="NormalTok"/>
-        </w:rPr>
-        <w:t xml:space="preserve">    </w:t>
-      </w:r>
-      <w:r>
-        <w:rPr>
-          <w:rStyle w:val="FunctionTok"/>
-        </w:rPr>
-        <w:t xml:space="preserve">return</w:t>
+        <w:t xml:space="preserve">+</w:t>
+      </w:r>
+      <w:r>
+        <w:br/>
+      </w:r>
+      <w:r>
+        <w:rPr>
+          <w:rStyle w:val="NormalTok"/>
+        </w:rPr>
+        <w:t xml:space="preserve">  </w:t>
+      </w:r>
+      <w:r>
+        <w:rPr>
+          <w:rStyle w:val="FunctionTok"/>
+        </w:rPr>
+        <w:t xml:space="preserve">geom_line</w:t>
       </w:r>
       <w:r>
         <w:rPr>
@@ -1749,9 +3207,48 @@
       </w:r>
       <w:r>
         <w:rPr>
-          <w:rStyle w:val="FunctionTok"/>
-        </w:rPr>
-        <w:t xml:space="preserve">min</w:t>
+          <w:rStyle w:val="AttributeTok"/>
+        </w:rPr>
+        <w:t xml:space="preserve">linewidth =</w:t>
+      </w:r>
+      <w:r>
+        <w:rPr>
+          <w:rStyle w:val="NormalTok"/>
+        </w:rPr>
+        <w:t xml:space="preserve"> </w:t>
+      </w:r>
+      <w:r>
+        <w:rPr>
+          <w:rStyle w:val="FloatTok"/>
+        </w:rPr>
+        <w:t xml:space="preserve">0.7</w:t>
+      </w:r>
+      <w:r>
+        <w:rPr>
+          <w:rStyle w:val="NormalTok"/>
+        </w:rPr>
+        <w:t xml:space="preserve">) </w:t>
+      </w:r>
+      <w:r>
+        <w:rPr>
+          <w:rStyle w:val="SpecialCharTok"/>
+        </w:rPr>
+        <w:t xml:space="preserve">+</w:t>
+      </w:r>
+      <w:r>
+        <w:br/>
+      </w:r>
+      <w:r>
+        <w:rPr>
+          <w:rStyle w:val="NormalTok"/>
+        </w:rPr>
+        <w:t xml:space="preserve">  </w:t>
+      </w:r>
+      <w:r>
+        <w:rPr>
+          <w:rStyle w:val="FunctionTok"/>
+        </w:rPr>
+        <w:t xml:space="preserve">geom_point</w:t>
       </w:r>
       <w:r>
         <w:rPr>
@@ -1761,39 +3258,33 @@
       </w:r>
       <w:r>
         <w:rPr>
-          <w:rStyle w:val="DecValTok"/>
-        </w:rPr>
-        <w:t xml:space="preserve">70</w:t>
-      </w:r>
-      <w:r>
-        <w:rPr>
-          <w:rStyle w:val="NormalTok"/>
-        </w:rPr>
-        <w:t xml:space="preserve">, </w:t>
-      </w:r>
-      <w:r>
-        <w:rPr>
-          <w:rStyle w:val="FunctionTok"/>
-        </w:rPr>
-        <w:t xml:space="preserve">nrow</w:t>
-      </w:r>
-      <w:r>
-        <w:rPr>
-          <w:rStyle w:val="NormalTok"/>
-        </w:rPr>
-        <w:t xml:space="preserve">(tsw)))</w:t>
-      </w:r>
-      <w:r>
-        <w:br/>
-      </w:r>
-      <w:r>
-        <w:rPr>
-          <w:rStyle w:val="NormalTok"/>
-        </w:rPr>
-        <w:t xml:space="preserve">  }</w:t>
-      </w:r>
-      <w:r>
-        <w:br/>
+          <w:rStyle w:val="AttributeTok"/>
+        </w:rPr>
+        <w:t xml:space="preserve">size =</w:t>
+      </w:r>
+      <w:r>
+        <w:rPr>
+          <w:rStyle w:val="NormalTok"/>
+        </w:rPr>
+        <w:t xml:space="preserve"> </w:t>
+      </w:r>
+      <w:r>
+        <w:rPr>
+          <w:rStyle w:val="FloatTok"/>
+        </w:rPr>
+        <w:t xml:space="preserve">1.2</w:t>
+      </w:r>
+      <w:r>
+        <w:rPr>
+          <w:rStyle w:val="NormalTok"/>
+        </w:rPr>
+        <w:t xml:space="preserve">) </w:t>
+      </w:r>
+      <w:r>
+        <w:rPr>
+          <w:rStyle w:val="SpecialCharTok"/>
+        </w:rPr>
+        <w:t xml:space="preserve">+</w:t>
       </w:r>
       <w:r>
         <w:br/>
@@ -1808,334 +3299,7 @@
         <w:rPr>
           <w:rStyle w:val="FunctionTok"/>
         </w:rPr>
-        <w:t xml:space="preserve">nrow</w:t>
-      </w:r>
-      <w:r>
-        <w:rPr>
-          <w:rStyle w:val="NormalTok"/>
-        </w:rPr>
-        <w:t xml:space="preserve">(tsw)</w:t>
-      </w:r>
-      <w:r>
-        <w:br/>
-      </w:r>
-      <w:r>
-        <w:rPr>
-          <w:rStyle w:val="NormalTok"/>
-        </w:rPr>
-        <w:t xml:space="preserve">}</w:t>
-      </w:r>
-      <w:r>
-        <w:br/>
-      </w:r>
-      <w:r>
-        <w:br/>
-      </w:r>
-      <w:r>
-        <w:rPr>
-          <w:rStyle w:val="NormalTok"/>
-        </w:rPr>
-        <w:t xml:space="preserve">collect_window_profiles </w:t>
-      </w:r>
-      <w:r>
-        <w:rPr>
-          <w:rStyle w:val="OtherTok"/>
-        </w:rPr>
-        <w:t xml:space="preserve">&lt;-</w:t>
-      </w:r>
-      <w:r>
-        <w:rPr>
-          <w:rStyle w:val="NormalTok"/>
-        </w:rPr>
-        <w:t xml:space="preserve"> </w:t>
-      </w:r>
-      <w:r>
-        <w:rPr>
-          <w:rStyle w:val="ControlFlowTok"/>
-        </w:rPr>
-        <w:t xml:space="preserve">function</w:t>
-      </w:r>
-      <w:r>
-        <w:rPr>
-          <w:rStyle w:val="NormalTok"/>
-        </w:rPr>
-        <w:t xml:space="preserve">(y, series_name) {</w:t>
-      </w:r>
-      <w:r>
-        <w:br/>
-      </w:r>
-      <w:r>
-        <w:rPr>
-          <w:rStyle w:val="NormalTok"/>
-        </w:rPr>
-        <w:t xml:space="preserve">  tsw </w:t>
-      </w:r>
-      <w:r>
-        <w:rPr>
-          <w:rStyle w:val="OtherTok"/>
-        </w:rPr>
-        <w:t xml:space="preserve">&lt;-</w:t>
-      </w:r>
-      <w:r>
-        <w:rPr>
-          <w:rStyle w:val="NormalTok"/>
-        </w:rPr>
-        <w:t xml:space="preserve"> </w:t>
-      </w:r>
-      <w:r>
-        <w:rPr>
-          <w:rStyle w:val="FunctionTok"/>
-        </w:rPr>
-        <w:t xml:space="preserve">ts_data</w:t>
-      </w:r>
-      <w:r>
-        <w:rPr>
-          <w:rStyle w:val="NormalTok"/>
-        </w:rPr>
-        <w:t xml:space="preserve">(y, </w:t>
-      </w:r>
-      <w:r>
-        <w:rPr>
-          <w:rStyle w:val="DecValTok"/>
-        </w:rPr>
-        <w:t xml:space="preserve">12</w:t>
-      </w:r>
-      <w:r>
-        <w:rPr>
-          <w:rStyle w:val="NormalTok"/>
-        </w:rPr>
-        <w:t xml:space="preserve">)</w:t>
-      </w:r>
-      <w:r>
-        <w:br/>
-      </w:r>
-      <w:r>
-        <w:rPr>
-          <w:rStyle w:val="NormalTok"/>
-        </w:rPr>
-        <w:t xml:space="preserve">  anchor </w:t>
-      </w:r>
-      <w:r>
-        <w:rPr>
-          <w:rStyle w:val="OtherTok"/>
-        </w:rPr>
-        <w:t xml:space="preserve">&lt;-</w:t>
-      </w:r>
-      <w:r>
-        <w:rPr>
-          <w:rStyle w:val="NormalTok"/>
-        </w:rPr>
-        <w:t xml:space="preserve"> </w:t>
-      </w:r>
-      <w:r>
-        <w:rPr>
-          <w:rStyle w:val="FunctionTok"/>
-        </w:rPr>
-        <w:t xml:space="preserve">anchor_row</w:t>
-      </w:r>
-      <w:r>
-        <w:rPr>
-          <w:rStyle w:val="NormalTok"/>
-        </w:rPr>
-        <w:t xml:space="preserve">(series_name, tsw)</w:t>
-      </w:r>
-      <w:r>
-        <w:br/>
-      </w:r>
-      <w:r>
-        <w:rPr>
-          <w:rStyle w:val="NormalTok"/>
-        </w:rPr>
-        <w:t xml:space="preserve">  out </w:t>
-      </w:r>
-      <w:r>
-        <w:rPr>
-          <w:rStyle w:val="OtherTok"/>
-        </w:rPr>
-        <w:t xml:space="preserve">&lt;-</w:t>
-      </w:r>
-      <w:r>
-        <w:rPr>
-          <w:rStyle w:val="NormalTok"/>
-        </w:rPr>
-        <w:t xml:space="preserve"> </w:t>
-      </w:r>
-      <w:r>
-        <w:rPr>
-          <w:rStyle w:val="FunctionTok"/>
-        </w:rPr>
-        <w:t xml:space="preserve">data.frame</w:t>
-      </w:r>
-      <w:r>
-        <w:rPr>
-          <w:rStyle w:val="NormalTok"/>
-        </w:rPr>
-        <w:t xml:space="preserve">()</w:t>
-      </w:r>
-      <w:r>
-        <w:br/>
-      </w:r>
-      <w:r>
-        <w:br/>
-      </w:r>
-      <w:r>
-        <w:rPr>
-          <w:rStyle w:val="NormalTok"/>
-        </w:rPr>
-        <w:t xml:space="preserve">  </w:t>
-      </w:r>
-      <w:r>
-        <w:rPr>
-          <w:rStyle w:val="ControlFlowTok"/>
-        </w:rPr>
-        <w:t xml:space="preserve">for</w:t>
-      </w:r>
-      <w:r>
-        <w:rPr>
-          <w:rStyle w:val="NormalTok"/>
-        </w:rPr>
-        <w:t xml:space="preserve"> (op_name </w:t>
-      </w:r>
-      <w:r>
-        <w:rPr>
-          <w:rStyle w:val="ControlFlowTok"/>
-        </w:rPr>
-        <w:t xml:space="preserve">in</w:t>
-      </w:r>
-      <w:r>
-        <w:rPr>
-          <w:rStyle w:val="NormalTok"/>
-        </w:rPr>
-        <w:t xml:space="preserve"> </w:t>
-      </w:r>
-      <w:r>
-        <w:rPr>
-          <w:rStyle w:val="FunctionTok"/>
-        </w:rPr>
-        <w:t xml:space="preserve">names</w:t>
-      </w:r>
-      <w:r>
-        <w:rPr>
-          <w:rStyle w:val="NormalTok"/>
-        </w:rPr>
-        <w:t xml:space="preserve">(ops)) {</w:t>
-      </w:r>
-      <w:r>
-        <w:br/>
-      </w:r>
-      <w:r>
-        <w:rPr>
-          <w:rStyle w:val="NormalTok"/>
-        </w:rPr>
-        <w:t xml:space="preserve">    preproc </w:t>
-      </w:r>
-      <w:r>
-        <w:rPr>
-          <w:rStyle w:val="OtherTok"/>
-        </w:rPr>
-        <w:t xml:space="preserve">&lt;-</w:t>
-      </w:r>
-      <w:r>
-        <w:rPr>
-          <w:rStyle w:val="NormalTok"/>
-        </w:rPr>
-        <w:t xml:space="preserve"> </w:t>
-      </w:r>
-      <w:r>
-        <w:rPr>
-          <w:rStyle w:val="FunctionTok"/>
-        </w:rPr>
-        <w:t xml:space="preserve">fit</w:t>
-      </w:r>
-      <w:r>
-        <w:rPr>
-          <w:rStyle w:val="NormalTok"/>
-        </w:rPr>
-        <w:t xml:space="preserve">(ops[[op_name]], tsw)</w:t>
-      </w:r>
-      <w:r>
-        <w:br/>
-      </w:r>
-      <w:r>
-        <w:rPr>
-          <w:rStyle w:val="NormalTok"/>
-        </w:rPr>
-        <w:t xml:space="preserve">    window_ref </w:t>
-      </w:r>
-      <w:r>
-        <w:rPr>
-          <w:rStyle w:val="OtherTok"/>
-        </w:rPr>
-        <w:t xml:space="preserve">&lt;-</w:t>
-      </w:r>
-      <w:r>
-        <w:rPr>
-          <w:rStyle w:val="NormalTok"/>
-        </w:rPr>
-        <w:t xml:space="preserve"> </w:t>
-      </w:r>
-      <w:r>
-        <w:rPr>
-          <w:rStyle w:val="FunctionTok"/>
-        </w:rPr>
-        <w:t xml:space="preserve">compute_reference</w:t>
-      </w:r>
-      <w:r>
-        <w:rPr>
-          <w:rStyle w:val="NormalTok"/>
-        </w:rPr>
-        <w:t xml:space="preserve">(preproc, tsw[anchor, , </w:t>
-      </w:r>
-      <w:r>
-        <w:rPr>
-          <w:rStyle w:val="AttributeTok"/>
-        </w:rPr>
-        <w:t xml:space="preserve">drop =</w:t>
-      </w:r>
-      <w:r>
-        <w:rPr>
-          <w:rStyle w:val="NormalTok"/>
-        </w:rPr>
-        <w:t xml:space="preserve"> </w:t>
-      </w:r>
-      <w:r>
-        <w:rPr>
-          <w:rStyle w:val="ConstantTok"/>
-        </w:rPr>
-        <w:t xml:space="preserve">FALSE</w:t>
-      </w:r>
-      <w:r>
-        <w:rPr>
-          <w:rStyle w:val="NormalTok"/>
-        </w:rPr>
-        <w:t xml:space="preserve">])</w:t>
-      </w:r>
-      <w:r>
-        <w:br/>
-      </w:r>
-      <w:r>
-        <w:rPr>
-          <w:rStyle w:val="NormalTok"/>
-        </w:rPr>
-        <w:t xml:space="preserve">    yw </w:t>
-      </w:r>
-      <w:r>
-        <w:rPr>
-          <w:rStyle w:val="OtherTok"/>
-        </w:rPr>
-        <w:t xml:space="preserve">&lt;-</w:t>
-      </w:r>
-      <w:r>
-        <w:rPr>
-          <w:rStyle w:val="NormalTok"/>
-        </w:rPr>
-        <w:t xml:space="preserve"> </w:t>
-      </w:r>
-      <w:r>
-        <w:rPr>
-          <w:rStyle w:val="FunctionTok"/>
-        </w:rPr>
-        <w:t xml:space="preserve">apply_operation</w:t>
+        <w:t xml:space="preserve">facet_wrap</w:t>
       </w:r>
       <w:r>
         <w:rPr>
@@ -2144,1246 +3308,9 @@
         <w:t xml:space="preserve">(</w:t>
       </w:r>
       <w:r>
-        <w:br/>
-      </w:r>
-      <w:r>
-        <w:rPr>
-          <w:rStyle w:val="NormalTok"/>
-        </w:rPr>
-        <w:t xml:space="preserve">      preproc,</w:t>
-      </w:r>
-      <w:r>
-        <w:br/>
-      </w:r>
-      <w:r>
-        <w:rPr>
-          <w:rStyle w:val="NormalTok"/>
-        </w:rPr>
-        <w:t xml:space="preserve">      tsw[anchor, , </w:t>
-      </w:r>
-      <w:r>
-        <w:rPr>
-          <w:rStyle w:val="AttributeTok"/>
-        </w:rPr>
-        <w:t xml:space="preserve">drop =</w:t>
-      </w:r>
-      <w:r>
-        <w:rPr>
-          <w:rStyle w:val="NormalTok"/>
-        </w:rPr>
-        <w:t xml:space="preserve"> </w:t>
-      </w:r>
-      <w:r>
-        <w:rPr>
-          <w:rStyle w:val="ConstantTok"/>
-        </w:rPr>
-        <w:t xml:space="preserve">FALSE</w:t>
-      </w:r>
-      <w:r>
-        <w:rPr>
-          <w:rStyle w:val="NormalTok"/>
-        </w:rPr>
-        <w:t xml:space="preserve">],</w:t>
-      </w:r>
-      <w:r>
-        <w:br/>
-      </w:r>
-      <w:r>
-        <w:rPr>
-          <w:rStyle w:val="NormalTok"/>
-        </w:rPr>
-        <w:t xml:space="preserve">      window_ref</w:t>
-      </w:r>
-      <w:r>
         <w:rPr>
           <w:rStyle w:val="SpecialCharTok"/>
         </w:rPr>
-        <w:t xml:space="preserve">$</w:t>
-      </w:r>
-      <w:r>
-        <w:rPr>
-          <w:rStyle w:val="NormalTok"/>
-        </w:rPr>
-        <w:t xml:space="preserve">center,</w:t>
-      </w:r>
-      <w:r>
-        <w:br/>
-      </w:r>
-      <w:r>
-        <w:rPr>
-          <w:rStyle w:val="NormalTok"/>
-        </w:rPr>
-        <w:t xml:space="preserve">      window_ref</w:t>
-      </w:r>
-      <w:r>
-        <w:rPr>
-          <w:rStyle w:val="SpecialCharTok"/>
-        </w:rPr>
-        <w:t xml:space="preserve">$</w:t>
-      </w:r>
-      <w:r>
-        <w:rPr>
-          <w:rStyle w:val="NormalTok"/>
-        </w:rPr>
-        <w:t xml:space="preserve">scale</w:t>
-      </w:r>
-      <w:r>
-        <w:br/>
-      </w:r>
-      <w:r>
-        <w:rPr>
-          <w:rStyle w:val="NormalTok"/>
-        </w:rPr>
-        <w:t xml:space="preserve">    )</w:t>
-      </w:r>
-      <w:r>
-        <w:br/>
-      </w:r>
-      <w:r>
-        <w:br/>
-      </w:r>
-      <w:r>
-        <w:rPr>
-          <w:rStyle w:val="NormalTok"/>
-        </w:rPr>
-        <w:t xml:space="preserve">    out </w:t>
-      </w:r>
-      <w:r>
-        <w:rPr>
-          <w:rStyle w:val="OtherTok"/>
-        </w:rPr>
-        <w:t xml:space="preserve">&lt;-</w:t>
-      </w:r>
-      <w:r>
-        <w:rPr>
-          <w:rStyle w:val="NormalTok"/>
-        </w:rPr>
-        <w:t xml:space="preserve"> </w:t>
-      </w:r>
-      <w:r>
-        <w:rPr>
-          <w:rStyle w:val="FunctionTok"/>
-        </w:rPr>
-        <w:t xml:space="preserve">rbind</w:t>
-      </w:r>
-      <w:r>
-        <w:rPr>
-          <w:rStyle w:val="NormalTok"/>
-        </w:rPr>
-        <w:t xml:space="preserve">(</w:t>
-      </w:r>
-      <w:r>
-        <w:br/>
-      </w:r>
-      <w:r>
-        <w:rPr>
-          <w:rStyle w:val="NormalTok"/>
-        </w:rPr>
-        <w:t xml:space="preserve">      out,</w:t>
-      </w:r>
-      <w:r>
-        <w:br/>
-      </w:r>
-      <w:r>
-        <w:rPr>
-          <w:rStyle w:val="NormalTok"/>
-        </w:rPr>
-        <w:t xml:space="preserve">      </w:t>
-      </w:r>
-      <w:r>
-        <w:rPr>
-          <w:rStyle w:val="FunctionTok"/>
-        </w:rPr>
-        <w:t xml:space="preserve">data.frame</w:t>
-      </w:r>
-      <w:r>
-        <w:rPr>
-          <w:rStyle w:val="NormalTok"/>
-        </w:rPr>
-        <w:t xml:space="preserve">(</w:t>
-      </w:r>
-      <w:r>
-        <w:br/>
-      </w:r>
-      <w:r>
-        <w:rPr>
-          <w:rStyle w:val="NormalTok"/>
-        </w:rPr>
-        <w:t xml:space="preserve">        </w:t>
-      </w:r>
-      <w:r>
-        <w:rPr>
-          <w:rStyle w:val="AttributeTok"/>
-        </w:rPr>
-        <w:t xml:space="preserve">lag =</w:t>
-      </w:r>
-      <w:r>
-        <w:rPr>
-          <w:rStyle w:val="NormalTok"/>
-        </w:rPr>
-        <w:t xml:space="preserve"> </w:t>
-      </w:r>
-      <w:r>
-        <w:rPr>
-          <w:rStyle w:val="FunctionTok"/>
-        </w:rPr>
-        <w:t xml:space="preserve">factor</w:t>
-      </w:r>
-      <w:r>
-        <w:rPr>
-          <w:rStyle w:val="NormalTok"/>
-        </w:rPr>
-        <w:t xml:space="preserve">(</w:t>
-      </w:r>
-      <w:r>
-        <w:rPr>
-          <w:rStyle w:val="FunctionTok"/>
-        </w:rPr>
-        <w:t xml:space="preserve">colnames</w:t>
-      </w:r>
-      <w:r>
-        <w:rPr>
-          <w:rStyle w:val="NormalTok"/>
-        </w:rPr>
-        <w:t xml:space="preserve">(tsw), </w:t>
-      </w:r>
-      <w:r>
-        <w:rPr>
-          <w:rStyle w:val="AttributeTok"/>
-        </w:rPr>
-        <w:t xml:space="preserve">levels =</w:t>
-      </w:r>
-      <w:r>
-        <w:rPr>
-          <w:rStyle w:val="NormalTok"/>
-        </w:rPr>
-        <w:t xml:space="preserve"> </w:t>
-      </w:r>
-      <w:r>
-        <w:rPr>
-          <w:rStyle w:val="FunctionTok"/>
-        </w:rPr>
-        <w:t xml:space="preserve">colnames</w:t>
-      </w:r>
-      <w:r>
-        <w:rPr>
-          <w:rStyle w:val="NormalTok"/>
-        </w:rPr>
-        <w:t xml:space="preserve">(tsw)),</w:t>
-      </w:r>
-      <w:r>
-        <w:br/>
-      </w:r>
-      <w:r>
-        <w:rPr>
-          <w:rStyle w:val="NormalTok"/>
-        </w:rPr>
-        <w:t xml:space="preserve">        </w:t>
-      </w:r>
-      <w:r>
-        <w:rPr>
-          <w:rStyle w:val="AttributeTok"/>
-        </w:rPr>
-        <w:t xml:space="preserve">value =</w:t>
-      </w:r>
-      <w:r>
-        <w:rPr>
-          <w:rStyle w:val="NormalTok"/>
-        </w:rPr>
-        <w:t xml:space="preserve"> </w:t>
-      </w:r>
-      <w:r>
-        <w:rPr>
-          <w:rStyle w:val="FunctionTok"/>
-        </w:rPr>
-        <w:t xml:space="preserve">as.vector</w:t>
-      </w:r>
-      <w:r>
-        <w:rPr>
-          <w:rStyle w:val="NormalTok"/>
-        </w:rPr>
-        <w:t xml:space="preserve">(yw),</w:t>
-      </w:r>
-      <w:r>
-        <w:br/>
-      </w:r>
-      <w:r>
-        <w:rPr>
-          <w:rStyle w:val="NormalTok"/>
-        </w:rPr>
-        <w:t xml:space="preserve">        </w:t>
-      </w:r>
-      <w:r>
-        <w:rPr>
-          <w:rStyle w:val="AttributeTok"/>
-        </w:rPr>
-        <w:t xml:space="preserve">operator =</w:t>
-      </w:r>
-      <w:r>
-        <w:rPr>
-          <w:rStyle w:val="NormalTok"/>
-        </w:rPr>
-        <w:t xml:space="preserve"> op_name,</w:t>
-      </w:r>
-      <w:r>
-        <w:br/>
-      </w:r>
-      <w:r>
-        <w:rPr>
-          <w:rStyle w:val="NormalTok"/>
-        </w:rPr>
-        <w:t xml:space="preserve">        </w:t>
-      </w:r>
-      <w:r>
-        <w:rPr>
-          <w:rStyle w:val="AttributeTok"/>
-        </w:rPr>
-        <w:t xml:space="preserve">series =</w:t>
-      </w:r>
-      <w:r>
-        <w:rPr>
-          <w:rStyle w:val="NormalTok"/>
-        </w:rPr>
-        <w:t xml:space="preserve"> series_name</w:t>
-      </w:r>
-      <w:r>
-        <w:br/>
-      </w:r>
-      <w:r>
-        <w:rPr>
-          <w:rStyle w:val="NormalTok"/>
-        </w:rPr>
-        <w:t xml:space="preserve">      )</w:t>
-      </w:r>
-      <w:r>
-        <w:br/>
-      </w:r>
-      <w:r>
-        <w:rPr>
-          <w:rStyle w:val="NormalTok"/>
-        </w:rPr>
-        <w:t xml:space="preserve">    )</w:t>
-      </w:r>
-      <w:r>
-        <w:br/>
-      </w:r>
-      <w:r>
-        <w:rPr>
-          <w:rStyle w:val="NormalTok"/>
-        </w:rPr>
-        <w:t xml:space="preserve">  }</w:t>
-      </w:r>
-      <w:r>
-        <w:br/>
-      </w:r>
-      <w:r>
-        <w:br/>
-      </w:r>
-      <w:r>
-        <w:rPr>
-          <w:rStyle w:val="NormalTok"/>
-        </w:rPr>
-        <w:t xml:space="preserve">  out</w:t>
-      </w:r>
-      <w:r>
-        <w:br/>
-      </w:r>
-      <w:r>
-        <w:rPr>
-          <w:rStyle w:val="NormalTok"/>
-        </w:rPr>
-        <w:t xml:space="preserve">}</w:t>
-      </w:r>
-      <w:r>
-        <w:br/>
-      </w:r>
-      <w:r>
-        <w:br/>
-      </w:r>
-      <w:r>
-        <w:rPr>
-          <w:rStyle w:val="NormalTok"/>
-        </w:rPr>
-        <w:t xml:space="preserve">collect_t0_transforms </w:t>
-      </w:r>
-      <w:r>
-        <w:rPr>
-          <w:rStyle w:val="OtherTok"/>
-        </w:rPr>
-        <w:t xml:space="preserve">&lt;-</w:t>
-      </w:r>
-      <w:r>
-        <w:rPr>
-          <w:rStyle w:val="NormalTok"/>
-        </w:rPr>
-        <w:t xml:space="preserve"> </w:t>
-      </w:r>
-      <w:r>
-        <w:rPr>
-          <w:rStyle w:val="ControlFlowTok"/>
-        </w:rPr>
-        <w:t xml:space="preserve">function</w:t>
-      </w:r>
-      <w:r>
-        <w:rPr>
-          <w:rStyle w:val="NormalTok"/>
-        </w:rPr>
-        <w:t xml:space="preserve">(y, series_name) {</w:t>
-      </w:r>
-      <w:r>
-        <w:br/>
-      </w:r>
-      <w:r>
-        <w:rPr>
-          <w:rStyle w:val="NormalTok"/>
-        </w:rPr>
-        <w:t xml:space="preserve">  tsw </w:t>
-      </w:r>
-      <w:r>
-        <w:rPr>
-          <w:rStyle w:val="OtherTok"/>
-        </w:rPr>
-        <w:t xml:space="preserve">&lt;-</w:t>
-      </w:r>
-      <w:r>
-        <w:rPr>
-          <w:rStyle w:val="NormalTok"/>
-        </w:rPr>
-        <w:t xml:space="preserve"> </w:t>
-      </w:r>
-      <w:r>
-        <w:rPr>
-          <w:rStyle w:val="FunctionTok"/>
-        </w:rPr>
-        <w:t xml:space="preserve">ts_data</w:t>
-      </w:r>
-      <w:r>
-        <w:rPr>
-          <w:rStyle w:val="NormalTok"/>
-        </w:rPr>
-        <w:t xml:space="preserve">(y, </w:t>
-      </w:r>
-      <w:r>
-        <w:rPr>
-          <w:rStyle w:val="DecValTok"/>
-        </w:rPr>
-        <w:t xml:space="preserve">12</w:t>
-      </w:r>
-      <w:r>
-        <w:rPr>
-          <w:rStyle w:val="NormalTok"/>
-        </w:rPr>
-        <w:t xml:space="preserve">)</w:t>
-      </w:r>
-      <w:r>
-        <w:br/>
-      </w:r>
-      <w:r>
-        <w:rPr>
-          <w:rStyle w:val="NormalTok"/>
-        </w:rPr>
-        <w:t xml:space="preserve">  out </w:t>
-      </w:r>
-      <w:r>
-        <w:rPr>
-          <w:rStyle w:val="OtherTok"/>
-        </w:rPr>
-        <w:t xml:space="preserve">&lt;-</w:t>
-      </w:r>
-      <w:r>
-        <w:rPr>
-          <w:rStyle w:val="NormalTok"/>
-        </w:rPr>
-        <w:t xml:space="preserve"> </w:t>
-      </w:r>
-      <w:r>
-        <w:rPr>
-          <w:rStyle w:val="FunctionTok"/>
-        </w:rPr>
-        <w:t xml:space="preserve">data.frame</w:t>
-      </w:r>
-      <w:r>
-        <w:rPr>
-          <w:rStyle w:val="NormalTok"/>
-        </w:rPr>
-        <w:t xml:space="preserve">()</w:t>
-      </w:r>
-      <w:r>
-        <w:br/>
-      </w:r>
-      <w:r>
-        <w:br/>
-      </w:r>
-      <w:r>
-        <w:rPr>
-          <w:rStyle w:val="NormalTok"/>
-        </w:rPr>
-        <w:t xml:space="preserve">  </w:t>
-      </w:r>
-      <w:r>
-        <w:rPr>
-          <w:rStyle w:val="ControlFlowTok"/>
-        </w:rPr>
-        <w:t xml:space="preserve">for</w:t>
-      </w:r>
-      <w:r>
-        <w:rPr>
-          <w:rStyle w:val="NormalTok"/>
-        </w:rPr>
-        <w:t xml:space="preserve"> (op_name </w:t>
-      </w:r>
-      <w:r>
-        <w:rPr>
-          <w:rStyle w:val="ControlFlowTok"/>
-        </w:rPr>
-        <w:t xml:space="preserve">in</w:t>
-      </w:r>
-      <w:r>
-        <w:rPr>
-          <w:rStyle w:val="NormalTok"/>
-        </w:rPr>
-        <w:t xml:space="preserve"> </w:t>
-      </w:r>
-      <w:r>
-        <w:rPr>
-          <w:rStyle w:val="FunctionTok"/>
-        </w:rPr>
-        <w:t xml:space="preserve">names</w:t>
-      </w:r>
-      <w:r>
-        <w:rPr>
-          <w:rStyle w:val="NormalTok"/>
-        </w:rPr>
-        <w:t xml:space="preserve">(ops)) {</w:t>
-      </w:r>
-      <w:r>
-        <w:br/>
-      </w:r>
-      <w:r>
-        <w:rPr>
-          <w:rStyle w:val="NormalTok"/>
-        </w:rPr>
-        <w:t xml:space="preserve">    preproc </w:t>
-      </w:r>
-      <w:r>
-        <w:rPr>
-          <w:rStyle w:val="OtherTok"/>
-        </w:rPr>
-        <w:t xml:space="preserve">&lt;-</w:t>
-      </w:r>
-      <w:r>
-        <w:rPr>
-          <w:rStyle w:val="NormalTok"/>
-        </w:rPr>
-        <w:t xml:space="preserve"> ops[[op_name]]</w:t>
-      </w:r>
-      <w:r>
-        <w:br/>
-      </w:r>
-      <w:r>
-        <w:rPr>
-          <w:rStyle w:val="NormalTok"/>
-        </w:rPr>
-        <w:t xml:space="preserve">    preproc </w:t>
-      </w:r>
-      <w:r>
-        <w:rPr>
-          <w:rStyle w:val="OtherTok"/>
-        </w:rPr>
-        <w:t xml:space="preserve">&lt;-</w:t>
-      </w:r>
-      <w:r>
-        <w:rPr>
-          <w:rStyle w:val="NormalTok"/>
-        </w:rPr>
-        <w:t xml:space="preserve"> </w:t>
-      </w:r>
-      <w:r>
-        <w:rPr>
-          <w:rStyle w:val="FunctionTok"/>
-        </w:rPr>
-        <w:t xml:space="preserve">fit</w:t>
-      </w:r>
-      <w:r>
-        <w:rPr>
-          <w:rStyle w:val="NormalTok"/>
-        </w:rPr>
-        <w:t xml:space="preserve">(preproc, tsw)</w:t>
-      </w:r>
-      <w:r>
-        <w:br/>
-      </w:r>
-      <w:r>
-        <w:rPr>
-          <w:rStyle w:val="NormalTok"/>
-        </w:rPr>
-        <w:t xml:space="preserve">    yt </w:t>
-      </w:r>
-      <w:r>
-        <w:rPr>
-          <w:rStyle w:val="OtherTok"/>
-        </w:rPr>
-        <w:t xml:space="preserve">&lt;-</w:t>
-      </w:r>
-      <w:r>
-        <w:rPr>
-          <w:rStyle w:val="NormalTok"/>
-        </w:rPr>
-        <w:t xml:space="preserve"> </w:t>
-      </w:r>
-      <w:r>
-        <w:rPr>
-          <w:rStyle w:val="FunctionTok"/>
-        </w:rPr>
-        <w:t xml:space="preserve">transform</w:t>
-      </w:r>
-      <w:r>
-        <w:rPr>
-          <w:rStyle w:val="NormalTok"/>
-        </w:rPr>
-        <w:t xml:space="preserve">(preproc, tsw)</w:t>
-      </w:r>
-      <w:r>
-        <w:br/>
-      </w:r>
-      <w:r>
-        <w:rPr>
-          <w:rStyle w:val="NormalTok"/>
-        </w:rPr>
-        <w:t xml:space="preserve">    out </w:t>
-      </w:r>
-      <w:r>
-        <w:rPr>
-          <w:rStyle w:val="OtherTok"/>
-        </w:rPr>
-        <w:t xml:space="preserve">&lt;-</w:t>
-      </w:r>
-      <w:r>
-        <w:rPr>
-          <w:rStyle w:val="NormalTok"/>
-        </w:rPr>
-        <w:t xml:space="preserve"> </w:t>
-      </w:r>
-      <w:r>
-        <w:rPr>
-          <w:rStyle w:val="FunctionTok"/>
-        </w:rPr>
-        <w:t xml:space="preserve">rbind</w:t>
-      </w:r>
-      <w:r>
-        <w:rPr>
-          <w:rStyle w:val="NormalTok"/>
-        </w:rPr>
-        <w:t xml:space="preserve">(</w:t>
-      </w:r>
-      <w:r>
-        <w:br/>
-      </w:r>
-      <w:r>
-        <w:rPr>
-          <w:rStyle w:val="NormalTok"/>
-        </w:rPr>
-        <w:t xml:space="preserve">      out,</w:t>
-      </w:r>
-      <w:r>
-        <w:br/>
-      </w:r>
-      <w:r>
-        <w:rPr>
-          <w:rStyle w:val="NormalTok"/>
-        </w:rPr>
-        <w:t xml:space="preserve">      </w:t>
-      </w:r>
-      <w:r>
-        <w:rPr>
-          <w:rStyle w:val="FunctionTok"/>
-        </w:rPr>
-        <w:t xml:space="preserve">data.frame</w:t>
-      </w:r>
-      <w:r>
-        <w:rPr>
-          <w:rStyle w:val="NormalTok"/>
-        </w:rPr>
-        <w:t xml:space="preserve">(</w:t>
-      </w:r>
-      <w:r>
-        <w:br/>
-      </w:r>
-      <w:r>
-        <w:rPr>
-          <w:rStyle w:val="NormalTok"/>
-        </w:rPr>
-        <w:t xml:space="preserve">        </w:t>
-      </w:r>
-      <w:r>
-        <w:rPr>
-          <w:rStyle w:val="AttributeTok"/>
-        </w:rPr>
-        <w:t xml:space="preserve">idx =</w:t>
-      </w:r>
-      <w:r>
-        <w:rPr>
-          <w:rStyle w:val="NormalTok"/>
-        </w:rPr>
-        <w:t xml:space="preserve"> </w:t>
-      </w:r>
-      <w:r>
-        <w:rPr>
-          <w:rStyle w:val="FunctionTok"/>
-        </w:rPr>
-        <w:t xml:space="preserve">seq_len</w:t>
-      </w:r>
-      <w:r>
-        <w:rPr>
-          <w:rStyle w:val="NormalTok"/>
-        </w:rPr>
-        <w:t xml:space="preserve">(</w:t>
-      </w:r>
-      <w:r>
-        <w:rPr>
-          <w:rStyle w:val="FunctionTok"/>
-        </w:rPr>
-        <w:t xml:space="preserve">nrow</w:t>
-      </w:r>
-      <w:r>
-        <w:rPr>
-          <w:rStyle w:val="NormalTok"/>
-        </w:rPr>
-        <w:t xml:space="preserve">(yt)),</w:t>
-      </w:r>
-      <w:r>
-        <w:br/>
-      </w:r>
-      <w:r>
-        <w:rPr>
-          <w:rStyle w:val="NormalTok"/>
-        </w:rPr>
-        <w:t xml:space="preserve">        </w:t>
-      </w:r>
-      <w:r>
-        <w:rPr>
-          <w:rStyle w:val="AttributeTok"/>
-        </w:rPr>
-        <w:t xml:space="preserve">value =</w:t>
-      </w:r>
-      <w:r>
-        <w:rPr>
-          <w:rStyle w:val="NormalTok"/>
-        </w:rPr>
-        <w:t xml:space="preserve"> </w:t>
-      </w:r>
-      <w:r>
-        <w:rPr>
-          <w:rStyle w:val="FunctionTok"/>
-        </w:rPr>
-        <w:t xml:space="preserve">as.vector</w:t>
-      </w:r>
-      <w:r>
-        <w:rPr>
-          <w:rStyle w:val="NormalTok"/>
-        </w:rPr>
-        <w:t xml:space="preserve">(yt[, </w:t>
-      </w:r>
-      <w:r>
-        <w:rPr>
-          <w:rStyle w:val="FunctionTok"/>
-        </w:rPr>
-        <w:t xml:space="preserve">ncol</w:t>
-      </w:r>
-      <w:r>
-        <w:rPr>
-          <w:rStyle w:val="NormalTok"/>
-        </w:rPr>
-        <w:t xml:space="preserve">(yt)]),</w:t>
-      </w:r>
-      <w:r>
-        <w:br/>
-      </w:r>
-      <w:r>
-        <w:rPr>
-          <w:rStyle w:val="NormalTok"/>
-        </w:rPr>
-        <w:t xml:space="preserve">        </w:t>
-      </w:r>
-      <w:r>
-        <w:rPr>
-          <w:rStyle w:val="AttributeTok"/>
-        </w:rPr>
-        <w:t xml:space="preserve">operator =</w:t>
-      </w:r>
-      <w:r>
-        <w:rPr>
-          <w:rStyle w:val="NormalTok"/>
-        </w:rPr>
-        <w:t xml:space="preserve"> op_name,</w:t>
-      </w:r>
-      <w:r>
-        <w:br/>
-      </w:r>
-      <w:r>
-        <w:rPr>
-          <w:rStyle w:val="NormalTok"/>
-        </w:rPr>
-        <w:t xml:space="preserve">        </w:t>
-      </w:r>
-      <w:r>
-        <w:rPr>
-          <w:rStyle w:val="AttributeTok"/>
-        </w:rPr>
-        <w:t xml:space="preserve">series =</w:t>
-      </w:r>
-      <w:r>
-        <w:rPr>
-          <w:rStyle w:val="NormalTok"/>
-        </w:rPr>
-        <w:t xml:space="preserve"> series_name</w:t>
-      </w:r>
-      <w:r>
-        <w:br/>
-      </w:r>
-      <w:r>
-        <w:rPr>
-          <w:rStyle w:val="NormalTok"/>
-        </w:rPr>
-        <w:t xml:space="preserve">      )</w:t>
-      </w:r>
-      <w:r>
-        <w:br/>
-      </w:r>
-      <w:r>
-        <w:rPr>
-          <w:rStyle w:val="NormalTok"/>
-        </w:rPr>
-        <w:t xml:space="preserve">    )</w:t>
-      </w:r>
-      <w:r>
-        <w:br/>
-      </w:r>
-      <w:r>
-        <w:rPr>
-          <w:rStyle w:val="NormalTok"/>
-        </w:rPr>
-        <w:t xml:space="preserve">  }</w:t>
-      </w:r>
-      <w:r>
-        <w:br/>
-      </w:r>
-      <w:r>
-        <w:br/>
-      </w:r>
-      <w:r>
-        <w:rPr>
-          <w:rStyle w:val="NormalTok"/>
-        </w:rPr>
-        <w:t xml:space="preserve">  out</w:t>
-      </w:r>
-      <w:r>
-        <w:br/>
-      </w:r>
-      <w:r>
-        <w:rPr>
-          <w:rStyle w:val="NormalTok"/>
-        </w:rPr>
-        <w:t xml:space="preserve">}</w:t>
-      </w:r>
-      <w:r>
-        <w:br/>
-      </w:r>
-      <w:r>
-        <w:br/>
-      </w:r>
-      <w:r>
-        <w:rPr>
-          <w:rStyle w:val="NormalTok"/>
-        </w:rPr>
-        <w:t xml:space="preserve">window_profiles </w:t>
-      </w:r>
-      <w:r>
-        <w:rPr>
-          <w:rStyle w:val="OtherTok"/>
-        </w:rPr>
-        <w:t xml:space="preserve">&lt;-</w:t>
-      </w:r>
-      <w:r>
-        <w:rPr>
-          <w:rStyle w:val="NormalTok"/>
-        </w:rPr>
-        <w:t xml:space="preserve"> </w:t>
-      </w:r>
-      <w:r>
-        <w:rPr>
-          <w:rStyle w:val="FunctionTok"/>
-        </w:rPr>
-        <w:t xml:space="preserve">do.call</w:t>
-      </w:r>
-      <w:r>
-        <w:rPr>
-          <w:rStyle w:val="NormalTok"/>
-        </w:rPr>
-        <w:t xml:space="preserve">(</w:t>
-      </w:r>
-      <w:r>
-        <w:br/>
-      </w:r>
-      <w:r>
-        <w:rPr>
-          <w:rStyle w:val="NormalTok"/>
-        </w:rPr>
-        <w:t xml:space="preserve">  rbind,</w:t>
-      </w:r>
-      <w:r>
-        <w:br/>
-      </w:r>
-      <w:r>
-        <w:rPr>
-          <w:rStyle w:val="NormalTok"/>
-        </w:rPr>
-        <w:t xml:space="preserve">  </w:t>
-      </w:r>
-      <w:r>
-        <w:rPr>
-          <w:rStyle w:val="FunctionTok"/>
-        </w:rPr>
-        <w:t xml:space="preserve">Map</w:t>
-      </w:r>
-      <w:r>
-        <w:rPr>
-          <w:rStyle w:val="NormalTok"/>
-        </w:rPr>
-        <w:t xml:space="preserve">(collect_window_profiles, synthetic, </w:t>
-      </w:r>
-      <w:r>
-        <w:rPr>
-          <w:rStyle w:val="FunctionTok"/>
-        </w:rPr>
-        <w:t xml:space="preserve">names</w:t>
-      </w:r>
-      <w:r>
-        <w:rPr>
-          <w:rStyle w:val="NormalTok"/>
-        </w:rPr>
-        <w:t xml:space="preserve">(synthetic))</w:t>
-      </w:r>
-      <w:r>
-        <w:br/>
-      </w:r>
-      <w:r>
-        <w:rPr>
-          <w:rStyle w:val="NormalTok"/>
-        </w:rPr>
-        <w:t xml:space="preserve">)</w:t>
-      </w:r>
-      <w:r>
-        <w:br/>
-      </w:r>
-      <w:r>
-        <w:br/>
-      </w:r>
-      <w:r>
-        <w:rPr>
-          <w:rStyle w:val="NormalTok"/>
-        </w:rPr>
-        <w:t xml:space="preserve">comparison_t0 </w:t>
-      </w:r>
-      <w:r>
-        <w:rPr>
-          <w:rStyle w:val="OtherTok"/>
-        </w:rPr>
-        <w:t xml:space="preserve">&lt;-</w:t>
-      </w:r>
-      <w:r>
-        <w:rPr>
-          <w:rStyle w:val="NormalTok"/>
-        </w:rPr>
-        <w:t xml:space="preserve"> </w:t>
-      </w:r>
-      <w:r>
-        <w:rPr>
-          <w:rStyle w:val="FunctionTok"/>
-        </w:rPr>
-        <w:t xml:space="preserve">do.call</w:t>
-      </w:r>
-      <w:r>
-        <w:rPr>
-          <w:rStyle w:val="NormalTok"/>
-        </w:rPr>
-        <w:t xml:space="preserve">(</w:t>
-      </w:r>
-      <w:r>
-        <w:br/>
-      </w:r>
-      <w:r>
-        <w:rPr>
-          <w:rStyle w:val="NormalTok"/>
-        </w:rPr>
-        <w:t xml:space="preserve">  rbind,</w:t>
-      </w:r>
-      <w:r>
-        <w:br/>
-      </w:r>
-      <w:r>
-        <w:rPr>
-          <w:rStyle w:val="NormalTok"/>
-        </w:rPr>
-        <w:t xml:space="preserve">  </w:t>
-      </w:r>
-      <w:r>
-        <w:rPr>
-          <w:rStyle w:val="FunctionTok"/>
-        </w:rPr>
-        <w:t xml:space="preserve">Map</w:t>
-      </w:r>
-      <w:r>
-        <w:rPr>
-          <w:rStyle w:val="NormalTok"/>
-        </w:rPr>
-        <w:t xml:space="preserve">(collect_t0_transforms, synthetic, </w:t>
-      </w:r>
-      <w:r>
-        <w:rPr>
-          <w:rStyle w:val="FunctionTok"/>
-        </w:rPr>
-        <w:t xml:space="preserve">names</w:t>
-      </w:r>
-      <w:r>
-        <w:rPr>
-          <w:rStyle w:val="NormalTok"/>
-        </w:rPr>
-        <w:t xml:space="preserve">(synthetic))</w:t>
-      </w:r>
-      <w:r>
-        <w:br/>
-      </w:r>
-      <w:r>
-        <w:rPr>
-          <w:rStyle w:val="NormalTok"/>
-        </w:rPr>
-        <w:t xml:space="preserve">)</w:t>
-      </w:r>
-    </w:p>
-    <w:p>
-      <w:pPr>
-        <w:pStyle w:val="FirstParagraph"/>
-      </w:pPr>
-      <w:r>
-        <w:t xml:space="preserve">This plot compares one fixed window per series. It is the clearest way to see</w:t>
-      </w:r>
-      <w:r>
-        <w:t xml:space="preserve"> </w:t>
-      </w:r>
-      <w:r>
-        <w:t xml:space="preserve">how each operator transforms the same lag profile.</w:t>
-      </w:r>
-    </w:p>
-    <w:p>
-      <w:pPr>
-        <w:pStyle w:val="SourceCode"/>
-      </w:pPr>
-      <w:r>
-        <w:rPr>
-          <w:rStyle w:val="FunctionTok"/>
-        </w:rPr>
-        <w:t xml:space="preserve">ggplot</w:t>
-      </w:r>
-      <w:r>
-        <w:rPr>
-          <w:rStyle w:val="NormalTok"/>
-        </w:rPr>
-        <w:t xml:space="preserve">(window_profiles, </w:t>
-      </w:r>
-      <w:r>
-        <w:rPr>
-          <w:rStyle w:val="FunctionTok"/>
-        </w:rPr>
-        <w:t xml:space="preserve">aes</w:t>
-      </w:r>
-      <w:r>
-        <w:rPr>
-          <w:rStyle w:val="NormalTok"/>
-        </w:rPr>
-        <w:t xml:space="preserve">(</w:t>
-      </w:r>
-      <w:r>
-        <w:rPr>
-          <w:rStyle w:val="AttributeTok"/>
-        </w:rPr>
-        <w:t xml:space="preserve">x =</w:t>
-      </w:r>
-      <w:r>
-        <w:rPr>
-          <w:rStyle w:val="NormalTok"/>
-        </w:rPr>
-        <w:t xml:space="preserve"> lag, </w:t>
-      </w:r>
-      <w:r>
-        <w:rPr>
-          <w:rStyle w:val="AttributeTok"/>
-        </w:rPr>
-        <w:t xml:space="preserve">y =</w:t>
-      </w:r>
-      <w:r>
-        <w:rPr>
-          <w:rStyle w:val="NormalTok"/>
-        </w:rPr>
-        <w:t xml:space="preserve"> value, </w:t>
-      </w:r>
-      <w:r>
-        <w:rPr>
-          <w:rStyle w:val="AttributeTok"/>
-        </w:rPr>
-        <w:t xml:space="preserve">color =</w:t>
-      </w:r>
-      <w:r>
-        <w:rPr>
-          <w:rStyle w:val="NormalTok"/>
-        </w:rPr>
-        <w:t xml:space="preserve"> operator, </w:t>
-      </w:r>
-      <w:r>
-        <w:rPr>
-          <w:rStyle w:val="AttributeTok"/>
-        </w:rPr>
-        <w:t xml:space="preserve">group =</w:t>
-      </w:r>
-      <w:r>
-        <w:rPr>
-          <w:rStyle w:val="NormalTok"/>
-        </w:rPr>
-        <w:t xml:space="preserve"> operator)) </w:t>
-      </w:r>
-      <w:r>
-        <w:rPr>
-          <w:rStyle w:val="SpecialCharTok"/>
-        </w:rPr>
-        <w:t xml:space="preserve">+</w:t>
-      </w:r>
-      <w:r>
-        <w:br/>
-      </w:r>
-      <w:r>
-        <w:rPr>
-          <w:rStyle w:val="NormalTok"/>
-        </w:rPr>
-        <w:t xml:space="preserve">  </w:t>
-      </w:r>
-      <w:r>
-        <w:rPr>
-          <w:rStyle w:val="FunctionTok"/>
-        </w:rPr>
-        <w:t xml:space="preserve">geom_line</w:t>
-      </w:r>
-      <w:r>
-        <w:rPr>
-          <w:rStyle w:val="NormalTok"/>
-        </w:rPr>
-        <w:t xml:space="preserve">(</w:t>
-      </w:r>
-      <w:r>
-        <w:rPr>
-          <w:rStyle w:val="AttributeTok"/>
-        </w:rPr>
-        <w:t xml:space="preserve">linewidth =</w:t>
-      </w:r>
-      <w:r>
-        <w:rPr>
-          <w:rStyle w:val="NormalTok"/>
-        </w:rPr>
-        <w:t xml:space="preserve"> </w:t>
-      </w:r>
-      <w:r>
-        <w:rPr>
-          <w:rStyle w:val="FloatTok"/>
-        </w:rPr>
-        <w:t xml:space="preserve">0.7</w:t>
-      </w:r>
-      <w:r>
-        <w:rPr>
-          <w:rStyle w:val="NormalTok"/>
-        </w:rPr>
-        <w:t xml:space="preserve">) </w:t>
-      </w:r>
-      <w:r>
-        <w:rPr>
-          <w:rStyle w:val="SpecialCharTok"/>
-        </w:rPr>
-        <w:t xml:space="preserve">+</w:t>
-      </w:r>
-      <w:r>
-        <w:br/>
-      </w:r>
-      <w:r>
-        <w:rPr>
-          <w:rStyle w:val="NormalTok"/>
-        </w:rPr>
-        <w:t xml:space="preserve">  </w:t>
-      </w:r>
-      <w:r>
-        <w:rPr>
-          <w:rStyle w:val="FunctionTok"/>
-        </w:rPr>
-        <w:t xml:space="preserve">geom_point</w:t>
-      </w:r>
-      <w:r>
-        <w:rPr>
-          <w:rStyle w:val="NormalTok"/>
-        </w:rPr>
-        <w:t xml:space="preserve">(</w:t>
-      </w:r>
-      <w:r>
-        <w:rPr>
-          <w:rStyle w:val="AttributeTok"/>
-        </w:rPr>
-        <w:t xml:space="preserve">size =</w:t>
-      </w:r>
-      <w:r>
-        <w:rPr>
-          <w:rStyle w:val="NormalTok"/>
-        </w:rPr>
-        <w:t xml:space="preserve"> </w:t>
-      </w:r>
-      <w:r>
-        <w:rPr>
-          <w:rStyle w:val="FloatTok"/>
-        </w:rPr>
-        <w:t xml:space="preserve">1.2</w:t>
-      </w:r>
-      <w:r>
-        <w:rPr>
-          <w:rStyle w:val="NormalTok"/>
-        </w:rPr>
-        <w:t xml:space="preserve">) </w:t>
-      </w:r>
-      <w:r>
-        <w:rPr>
-          <w:rStyle w:val="SpecialCharTok"/>
-        </w:rPr>
-        <w:t xml:space="preserve">+</w:t>
-      </w:r>
-      <w:r>
-        <w:br/>
-      </w:r>
-      <w:r>
-        <w:rPr>
-          <w:rStyle w:val="NormalTok"/>
-        </w:rPr>
-        <w:t xml:space="preserve">  </w:t>
-      </w:r>
-      <w:r>
-        <w:rPr>
-          <w:rStyle w:val="FunctionTok"/>
-        </w:rPr>
-        <w:t xml:space="preserve">facet_wrap</w:t>
-      </w:r>
-      <w:r>
-        <w:rPr>
-          <w:rStyle w:val="NormalTok"/>
-        </w:rPr>
-        <w:t xml:space="preserve">(</w:t>
-      </w:r>
-      <w:r>
-        <w:rPr>
-          <w:rStyle w:val="SpecialCharTok"/>
-        </w:rPr>
         <w:t xml:space="preserve">~</w:t>
       </w:r>
       <w:r>
@@ -3391,30 +3318,6 @@
           <w:rStyle w:val="NormalTok"/>
         </w:rPr>
         <w:t xml:space="preserve"> series, </w:t>
-      </w:r>
-      <w:r>
-        <w:rPr>
-          <w:rStyle w:val="AttributeTok"/>
-        </w:rPr>
-        <w:t xml:space="preserve">scales =</w:t>
-      </w:r>
-      <w:r>
-        <w:rPr>
-          <w:rStyle w:val="NormalTok"/>
-        </w:rPr>
-        <w:t xml:space="preserve"> </w:t>
-      </w:r>
-      <w:r>
-        <w:rPr>
-          <w:rStyle w:val="StringTok"/>
-        </w:rPr>
-        <w:t xml:space="preserve">"free_y"</w:t>
-      </w:r>
-      <w:r>
-        <w:rPr>
-          <w:rStyle w:val="NormalTok"/>
-        </w:rPr>
-        <w:t xml:space="preserve">, </w:t>
       </w:r>
       <w:r>
         <w:rPr>
@@ -3506,7 +3409,7 @@
               <a:graphicData uri="http://schemas.openxmlformats.org/drawingml/2006/picture">
                 <pic:pic>
                   <pic:nvPicPr>
-                    <pic:cNvPr descr="C:\Git\dal\tspredit\examples\normalization\doc\09-adaptive-normalization-comparison_files/31cb5fee2e5703e49e88ac61e62d3fac70644115.png" id="12" name="Picture"/>
+                    <pic:cNvPr descr="C:\Git\dal\tspredit\examples\normalization\doc\09-adaptive-normalization-comparison_files/ee5c138fd247a89adbdf325e425d1e65bb18bc89.png" id="12" name="Picture"/>
                     <pic:cNvPicPr>
                       <a:picLocks noChangeArrowheads="1" noChangeAspect="1"/>
                     </pic:cNvPicPr>
@@ -4011,30 +3914,6 @@
         <w:rPr>
           <w:rStyle w:val="AttributeTok"/>
         </w:rPr>
-        <w:t xml:space="preserve">scales =</w:t>
-      </w:r>
-      <w:r>
-        <w:rPr>
-          <w:rStyle w:val="NormalTok"/>
-        </w:rPr>
-        <w:t xml:space="preserve"> </w:t>
-      </w:r>
-      <w:r>
-        <w:rPr>
-          <w:rStyle w:val="StringTok"/>
-        </w:rPr>
-        <w:t xml:space="preserve">"free_y"</w:t>
-      </w:r>
-      <w:r>
-        <w:rPr>
-          <w:rStyle w:val="NormalTok"/>
-        </w:rPr>
-        <w:t xml:space="preserve">, </w:t>
-      </w:r>
-      <w:r>
-        <w:rPr>
-          <w:rStyle w:val="AttributeTok"/>
-        </w:rPr>
         <w:t xml:space="preserve">ncol =</w:t>
       </w:r>
       <w:r>
@@ -4121,7 +4000,7 @@
               <a:graphicData uri="http://schemas.openxmlformats.org/drawingml/2006/picture">
                 <pic:pic>
                   <pic:nvPicPr>
-                    <pic:cNvPr descr="C:\Git\dal\tspredit\examples\normalization\doc\09-adaptive-normalization-comparison_files/7fc4c75fb491c38d76c31e7600e13ff0f24b7ec1.png" id="15" name="Picture"/>
+                    <pic:cNvPr descr="C:\Git\dal\tspredit\examples\normalization\doc\09-adaptive-normalization-comparison_files/4fb27e5aeb936636fd204b3364e705becd020b6d.png" id="15" name="Picture"/>
                     <pic:cNvPicPr>
                       <a:picLocks noChangeArrowheads="1" noChangeAspect="1"/>
                     </pic:cNvPicPr>

--- a/examples/normalization/doc/09-adaptive-normalization-comparison.docx
+++ b/examples/normalization/doc/09-adaptive-normalization-comparison.docx
@@ -3409,7 +3409,7 @@
               <a:graphicData uri="http://schemas.openxmlformats.org/drawingml/2006/picture">
                 <pic:pic>
                   <pic:nvPicPr>
-                    <pic:cNvPr descr="C:\Git\dal\tspredit\examples\normalization\doc\09-adaptive-normalization-comparison_files/ee5c138fd247a89adbdf325e425d1e65bb18bc89.png" id="12" name="Picture"/>
+                    <pic:cNvPr descr="/home/gpca/tspredit/examples/normalization/doc/09-adaptive-normalization-comparison_files/ff812d373d031ad7d7dbf4dacd5e36cd6763b7a4.png" id="12" name="Picture"/>
                     <pic:cNvPicPr>
                       <a:picLocks noChangeArrowheads="1" noChangeAspect="1"/>
                     </pic:cNvPicPr>
@@ -4000,7 +4000,7 @@
               <a:graphicData uri="http://schemas.openxmlformats.org/drawingml/2006/picture">
                 <pic:pic>
                   <pic:nvPicPr>
-                    <pic:cNvPr descr="C:\Git\dal\tspredit\examples\normalization\doc\09-adaptive-normalization-comparison_files/4fb27e5aeb936636fd204b3364e705becd020b6d.png" id="15" name="Picture"/>
+                    <pic:cNvPr descr="/home/gpca/tspredit/examples/normalization/doc/09-adaptive-normalization-comparison_files/289f98bb91c51e47b106942af00c831702c67e63.png" id="15" name="Picture"/>
                     <pic:cNvPicPr>
                       <a:picLocks noChangeArrowheads="1" noChangeAspect="1"/>
                     </pic:cNvPicPr>
